--- a/Comment Notes.docx
+++ b/Comment Notes.docx
@@ -1715,10 +1715,7 @@
         <w:spacing w:after="0"/>
       </w:pPr>
       <w:r>
-        <w:t xml:space="preserve">Hi Robbie/Ramakrishnan, I have reviewed Release page and Manifest pages </w:t>
-      </w:r>
-      <w:r>
-        <w:t>of May 16</w:t>
+        <w:t>Hi Robbie/Ramakrishnan, I have reviewed Release page and Manifest pages of May 16</w:t>
       </w:r>
       <w:r>
         <w:rPr>
@@ -1727,10 +1724,7 @@
         <w:t>th</w:t>
       </w:r>
       <w:r>
-        <w:t xml:space="preserve"> Release </w:t>
-      </w:r>
-      <w:r>
-        <w:t>and noticed the following discrepancies between the Manifest and Release pages.</w:t>
+        <w:t xml:space="preserve"> Release and noticed the following discrepancies between the Manifest and Release pages.</w:t>
       </w:r>
     </w:p>
     <w:p>
@@ -1814,8 +1808,6 @@
       </w:pPr>
       <w:r>
         <w:br/>
-      </w:r>
-      <w:r>
         <w:t xml:space="preserve">Could you please </w:t>
       </w:r>
       <w:proofErr w:type="gramStart"/>
@@ -1825,6 +1817,695 @@
       <w:proofErr w:type="gramEnd"/>
       <w:r>
         <w:t xml:space="preserve"> this.</w:t>
+      </w:r>
+    </w:p>
+    <w:p>
+      <w:pPr>
+        <w:spacing w:after="0"/>
+      </w:pPr>
+      <w:r>
+        <w:br/>
+      </w:r>
+      <w:r>
+        <w:br/>
+      </w:r>
+      <w:r>
+        <w:t xml:space="preserve">In the existing </w:t>
+      </w:r>
+      <w:r>
+        <w:rPr>
+          <w:b/>
+          <w:bCs/>
+        </w:rPr>
+        <w:t>QA automation project</w:t>
+      </w:r>
+      <w:r>
+        <w:t xml:space="preserve"> developed with </w:t>
+      </w:r>
+      <w:r>
+        <w:rPr>
+          <w:b/>
+          <w:bCs/>
+        </w:rPr>
+        <w:t>Cypress</w:t>
+      </w:r>
+      <w:r>
+        <w:t xml:space="preserve"> and </w:t>
+      </w:r>
+      <w:r>
+        <w:rPr>
+          <w:b/>
+          <w:bCs/>
+        </w:rPr>
+        <w:t>TypeScript</w:t>
+      </w:r>
+      <w:r>
+        <w:t>, perform the following tasks to enhance the current feature coverage:</w:t>
+      </w:r>
+    </w:p>
+    <w:p>
+      <w:pPr>
+        <w:spacing w:after="0"/>
+        <w:rPr>
+          <w:b/>
+          <w:bCs/>
+        </w:rPr>
+      </w:pPr>
+      <w:r>
+        <w:rPr>
+          <w:b/>
+          <w:bCs/>
+        </w:rPr>
+        <w:t>Step 1: Analyze Existing Structure</w:t>
+      </w:r>
+    </w:p>
+    <w:p>
+      <w:pPr>
+        <w:numPr>
+          <w:ilvl w:val="0"/>
+          <w:numId w:val="12"/>
+        </w:numPr>
+        <w:spacing w:after="0"/>
+      </w:pPr>
+      <w:proofErr w:type="gramStart"/>
+      <w:r>
+        <w:t>Review</w:t>
+      </w:r>
+      <w:proofErr w:type="gramEnd"/>
+      <w:r>
+        <w:t xml:space="preserve"> the current project directory and files:</w:t>
+      </w:r>
+    </w:p>
+    <w:p>
+      <w:pPr>
+        <w:numPr>
+          <w:ilvl w:val="1"/>
+          <w:numId w:val="12"/>
+        </w:numPr>
+        <w:spacing w:after="0"/>
+      </w:pPr>
+      <w:r>
+        <w:rPr>
+          <w:b/>
+          <w:bCs/>
+        </w:rPr>
+        <w:t>Action files:</w:t>
+      </w:r>
+    </w:p>
+    <w:p>
+      <w:pPr>
+        <w:spacing w:after="0"/>
+        <w:ind w:left="1440"/>
+      </w:pPr>
+      <w:r>
+        <w:t>Located at</w:t>
+      </w:r>
+      <w:proofErr w:type="gramStart"/>
+      <w:r>
+        <w:t>:D:\Artemis_Workspace\dionysus\cypress\app_actions\perspectives</w:t>
+      </w:r>
+      <w:proofErr w:type="gramEnd"/>
+    </w:p>
+    <w:p>
+      <w:pPr>
+        <w:numPr>
+          <w:ilvl w:val="1"/>
+          <w:numId w:val="12"/>
+        </w:numPr>
+        <w:spacing w:after="0"/>
+      </w:pPr>
+      <w:r>
+        <w:rPr>
+          <w:b/>
+          <w:bCs/>
+        </w:rPr>
+        <w:t>Spec files:</w:t>
+      </w:r>
+    </w:p>
+    <w:p>
+      <w:pPr>
+        <w:spacing w:after="0"/>
+        <w:ind w:left="1440"/>
+      </w:pPr>
+      <w:r>
+        <w:t xml:space="preserve">Located </w:t>
+      </w:r>
+      <w:proofErr w:type="spellStart"/>
+      <w:r>
+        <w:t>at</w:t>
+      </w:r>
+      <w:proofErr w:type="gramStart"/>
+      <w:r>
+        <w:t>:D</w:t>
+      </w:r>
+      <w:proofErr w:type="spellEnd"/>
+      <w:r>
+        <w:t>:\</w:t>
+      </w:r>
+      <w:proofErr w:type="spellStart"/>
+      <w:r>
+        <w:t>Artemis_Workspace</w:t>
+      </w:r>
+      <w:proofErr w:type="spellEnd"/>
+      <w:r>
+        <w:t>\</w:t>
+      </w:r>
+      <w:proofErr w:type="spellStart"/>
+      <w:r>
+        <w:t>dionysus</w:t>
+      </w:r>
+      <w:proofErr w:type="spellEnd"/>
+      <w:r>
+        <w:t>\cypress\e2e\perspectives</w:t>
+      </w:r>
+      <w:proofErr w:type="gramEnd"/>
+    </w:p>
+    <w:p>
+      <w:pPr>
+        <w:numPr>
+          <w:ilvl w:val="1"/>
+          <w:numId w:val="12"/>
+        </w:numPr>
+        <w:spacing w:after="0"/>
+      </w:pPr>
+      <w:r>
+        <w:rPr>
+          <w:b/>
+          <w:bCs/>
+        </w:rPr>
+        <w:lastRenderedPageBreak/>
+        <w:t>Support files:</w:t>
+      </w:r>
+    </w:p>
+    <w:p>
+      <w:pPr>
+        <w:spacing w:after="0"/>
+        <w:ind w:left="1440"/>
+      </w:pPr>
+      <w:r>
+        <w:t>Located at:</w:t>
+      </w:r>
+      <w:r>
+        <w:t xml:space="preserve"> </w:t>
+      </w:r>
+      <w:r>
+        <w:t>D:\Artemis_Workspace\dionysus\cypress\support\perspectives</w:t>
+      </w:r>
+    </w:p>
+    <w:p>
+      <w:pPr>
+        <w:numPr>
+          <w:ilvl w:val="0"/>
+          <w:numId w:val="12"/>
+        </w:numPr>
+        <w:spacing w:after="0"/>
+        <w:rPr>
+          <w:b/>
+          <w:bCs/>
+        </w:rPr>
+      </w:pPr>
+      <w:r>
+        <w:t xml:space="preserve">Ensure that the project </w:t>
+      </w:r>
+      <w:r>
+        <w:rPr>
+          <w:b/>
+          <w:bCs/>
+        </w:rPr>
+        <w:t>only reads/updates files</w:t>
+      </w:r>
+      <w:r>
+        <w:t xml:space="preserve"> from the above directories </w:t>
+      </w:r>
+    </w:p>
+    <w:p>
+      <w:pPr>
+        <w:spacing w:after="0"/>
+        <w:ind w:left="360"/>
+        <w:rPr>
+          <w:b/>
+          <w:bCs/>
+        </w:rPr>
+      </w:pPr>
+      <w:r>
+        <w:rPr>
+          <w:b/>
+          <w:bCs/>
+        </w:rPr>
+        <w:t>Step 2: Identify Missing Scenarios and Test Cases</w:t>
+      </w:r>
+    </w:p>
+    <w:p>
+      <w:pPr>
+        <w:numPr>
+          <w:ilvl w:val="0"/>
+          <w:numId w:val="13"/>
+        </w:numPr>
+        <w:spacing w:after="0"/>
+      </w:pPr>
+      <w:r>
+        <w:t xml:space="preserve">Browse the </w:t>
+      </w:r>
+      <w:r>
+        <w:rPr>
+          <w:b/>
+          <w:bCs/>
+        </w:rPr>
+        <w:t>web application</w:t>
+      </w:r>
+      <w:r>
+        <w:t xml:space="preserve"> to detect any </w:t>
+      </w:r>
+      <w:r>
+        <w:rPr>
+          <w:b/>
+          <w:bCs/>
+        </w:rPr>
+        <w:t>missing scenarios</w:t>
+      </w:r>
+      <w:r>
+        <w:t xml:space="preserve"> that are not covered in the existing automation suite.</w:t>
+      </w:r>
+    </w:p>
+    <w:p>
+      <w:pPr>
+        <w:numPr>
+          <w:ilvl w:val="0"/>
+          <w:numId w:val="13"/>
+        </w:numPr>
+        <w:spacing w:after="0"/>
+      </w:pPr>
+      <w:r>
+        <w:t xml:space="preserve">Compare existing test coverage against the </w:t>
+      </w:r>
+      <w:r>
+        <w:rPr>
+          <w:b/>
+          <w:bCs/>
+        </w:rPr>
+        <w:t>latest feature updates</w:t>
+      </w:r>
+      <w:r>
+        <w:t xml:space="preserve"> and identify gaps.</w:t>
+      </w:r>
+    </w:p>
+    <w:p>
+      <w:pPr>
+        <w:numPr>
+          <w:ilvl w:val="0"/>
+          <w:numId w:val="13"/>
+        </w:numPr>
+        <w:spacing w:after="0"/>
+      </w:pPr>
+      <w:r>
+        <w:t xml:space="preserve">Generate a </w:t>
+      </w:r>
+      <w:r>
+        <w:rPr>
+          <w:b/>
+          <w:bCs/>
+        </w:rPr>
+        <w:t>detailed report</w:t>
+      </w:r>
+      <w:r>
+        <w:t xml:space="preserve"> highlighting missing test </w:t>
+      </w:r>
+      <w:proofErr w:type="spellStart"/>
+      <w:proofErr w:type="gramStart"/>
+      <w:r>
+        <w:t>cases</w:t>
+      </w:r>
+      <w:r>
+        <w:t>,gaps</w:t>
+      </w:r>
+      <w:proofErr w:type="spellEnd"/>
+      <w:proofErr w:type="gramEnd"/>
+      <w:r>
+        <w:t xml:space="preserve"> and scenarios.</w:t>
+      </w:r>
+    </w:p>
+    <w:p>
+      <w:pPr>
+        <w:spacing w:after="0"/>
+        <w:rPr>
+          <w:b/>
+          <w:bCs/>
+        </w:rPr>
+      </w:pPr>
+      <w:r>
+        <w:rPr>
+          <w:b/>
+          <w:bCs/>
+        </w:rPr>
+        <w:t>Step 3: Create and Implement New Test Cases</w:t>
+      </w:r>
+    </w:p>
+    <w:p>
+      <w:pPr>
+        <w:numPr>
+          <w:ilvl w:val="0"/>
+          <w:numId w:val="14"/>
+        </w:numPr>
+        <w:spacing w:after="0"/>
+      </w:pPr>
+      <w:r>
+        <w:t>Write new test cases to cover the identified gaps:</w:t>
+      </w:r>
+    </w:p>
+    <w:p>
+      <w:pPr>
+        <w:numPr>
+          <w:ilvl w:val="1"/>
+          <w:numId w:val="14"/>
+        </w:numPr>
+        <w:spacing w:after="0"/>
+      </w:pPr>
+      <w:r>
+        <w:rPr>
+          <w:b/>
+          <w:bCs/>
+        </w:rPr>
+        <w:t>Create new action files</w:t>
+      </w:r>
+      <w:r>
+        <w:t xml:space="preserve"> (if needed) in the </w:t>
+      </w:r>
+      <w:proofErr w:type="spellStart"/>
+      <w:r>
+        <w:rPr>
+          <w:b/>
+          <w:bCs/>
+        </w:rPr>
+        <w:t>app_actions</w:t>
+      </w:r>
+      <w:proofErr w:type="spellEnd"/>
+      <w:r>
+        <w:rPr>
+          <w:b/>
+          <w:bCs/>
+        </w:rPr>
+        <w:t>/perspectives</w:t>
+      </w:r>
+      <w:r>
+        <w:t xml:space="preserve"> folder.</w:t>
+      </w:r>
+    </w:p>
+    <w:p>
+      <w:pPr>
+        <w:numPr>
+          <w:ilvl w:val="1"/>
+          <w:numId w:val="14"/>
+        </w:numPr>
+        <w:spacing w:after="0"/>
+      </w:pPr>
+      <w:r>
+        <w:rPr>
+          <w:b/>
+          <w:bCs/>
+        </w:rPr>
+        <w:t>Create new spec files</w:t>
+      </w:r>
+      <w:r>
+        <w:t xml:space="preserve"> (if needed) in the </w:t>
+      </w:r>
+      <w:r>
+        <w:rPr>
+          <w:b/>
+          <w:bCs/>
+        </w:rPr>
+        <w:t>e2e/perspectives</w:t>
+      </w:r>
+      <w:r>
+        <w:t xml:space="preserve"> folder.</w:t>
+      </w:r>
+    </w:p>
+    <w:p>
+      <w:pPr>
+        <w:numPr>
+          <w:ilvl w:val="0"/>
+          <w:numId w:val="14"/>
+        </w:numPr>
+        <w:spacing w:after="0"/>
+      </w:pPr>
+      <w:r>
+        <w:t xml:space="preserve">Follow </w:t>
+      </w:r>
+      <w:r>
+        <w:rPr>
+          <w:b/>
+          <w:bCs/>
+        </w:rPr>
+        <w:t xml:space="preserve">Cypress </w:t>
+      </w:r>
+      <w:r>
+        <w:rPr>
+          <w:b/>
+          <w:bCs/>
+        </w:rPr>
+        <w:t xml:space="preserve">with </w:t>
+      </w:r>
+      <w:proofErr w:type="gramStart"/>
+      <w:r>
+        <w:rPr>
+          <w:b/>
+          <w:bCs/>
+        </w:rPr>
+        <w:t xml:space="preserve">Typescript </w:t>
+      </w:r>
+      <w:r>
+        <w:t xml:space="preserve"> while</w:t>
+      </w:r>
+      <w:proofErr w:type="gramEnd"/>
+      <w:r>
+        <w:t xml:space="preserve"> implementing new tests.</w:t>
+      </w:r>
+    </w:p>
+    <w:p>
+      <w:pPr>
+        <w:numPr>
+          <w:ilvl w:val="0"/>
+          <w:numId w:val="14"/>
+        </w:numPr>
+        <w:spacing w:after="0"/>
+      </w:pPr>
+      <w:r>
+        <w:t xml:space="preserve">Ensure that </w:t>
+      </w:r>
+      <w:r>
+        <w:rPr>
+          <w:b/>
+          <w:bCs/>
+        </w:rPr>
+        <w:t>no existing files</w:t>
+      </w:r>
+      <w:r>
+        <w:t xml:space="preserve"> are overwritten or modified during this process.</w:t>
+      </w:r>
+    </w:p>
+    <w:p>
+      <w:pPr>
+        <w:spacing w:after="0"/>
+        <w:rPr>
+          <w:b/>
+          <w:bCs/>
+        </w:rPr>
+      </w:pPr>
+      <w:r>
+        <w:rPr>
+          <w:b/>
+          <w:bCs/>
+        </w:rPr>
+        <w:t>Step 4: Execute the Newly Created Tests</w:t>
+      </w:r>
+    </w:p>
+    <w:p>
+      <w:pPr>
+        <w:numPr>
+          <w:ilvl w:val="0"/>
+          <w:numId w:val="15"/>
+        </w:numPr>
+        <w:spacing w:after="0"/>
+      </w:pPr>
+      <w:r>
+        <w:t xml:space="preserve">Run only the newly created test cases using the </w:t>
+      </w:r>
+      <w:r>
+        <w:rPr>
+          <w:b/>
+          <w:bCs/>
+        </w:rPr>
+        <w:t>command prompt</w:t>
+      </w:r>
+      <w:r>
+        <w:t>:</w:t>
+      </w:r>
+    </w:p>
+    <w:p>
+      <w:pPr>
+        <w:numPr>
+          <w:ilvl w:val="0"/>
+          <w:numId w:val="15"/>
+        </w:numPr>
+        <w:spacing w:after="0"/>
+      </w:pPr>
+      <w:r>
+        <w:t xml:space="preserve">Capture the </w:t>
+      </w:r>
+      <w:r>
+        <w:rPr>
+          <w:b/>
+          <w:bCs/>
+        </w:rPr>
+        <w:t>test run results</w:t>
+      </w:r>
+      <w:r>
+        <w:t xml:space="preserve"> and verify that all scenarios are executed successfully.</w:t>
+      </w:r>
+    </w:p>
+    <w:p>
+      <w:pPr>
+        <w:spacing w:after="0"/>
+        <w:rPr>
+          <w:b/>
+          <w:bCs/>
+        </w:rPr>
+      </w:pPr>
+      <w:r>
+        <w:rPr>
+          <w:b/>
+          <w:bCs/>
+        </w:rPr>
+        <w:t>Step 5: Generate and Share the Report</w:t>
+      </w:r>
+    </w:p>
+    <w:p>
+      <w:pPr>
+        <w:numPr>
+          <w:ilvl w:val="0"/>
+          <w:numId w:val="16"/>
+        </w:numPr>
+        <w:spacing w:after="0"/>
+      </w:pPr>
+      <w:r>
+        <w:t xml:space="preserve">Generate a </w:t>
+      </w:r>
+      <w:r>
+        <w:rPr>
+          <w:b/>
+          <w:bCs/>
+        </w:rPr>
+        <w:t>detailed test report</w:t>
+      </w:r>
+      <w:r>
+        <w:t xml:space="preserve"> for the newly created test cases.</w:t>
+      </w:r>
+    </w:p>
+    <w:p>
+      <w:pPr>
+        <w:numPr>
+          <w:ilvl w:val="0"/>
+          <w:numId w:val="16"/>
+        </w:numPr>
+        <w:spacing w:after="0"/>
+      </w:pPr>
+      <w:r>
+        <w:t>Share the report indicating:</w:t>
+      </w:r>
+    </w:p>
+    <w:p>
+      <w:pPr>
+        <w:numPr>
+          <w:ilvl w:val="1"/>
+          <w:numId w:val="16"/>
+        </w:numPr>
+        <w:spacing w:after="0"/>
+      </w:pPr>
+      <w:r>
+        <w:t>Newly covered scenarios.</w:t>
+      </w:r>
+    </w:p>
+    <w:p>
+      <w:pPr>
+        <w:numPr>
+          <w:ilvl w:val="1"/>
+          <w:numId w:val="16"/>
+        </w:numPr>
+        <w:spacing w:after="0"/>
+      </w:pPr>
+      <w:r>
+        <w:t>Any issues or discrepancies found.</w:t>
+      </w:r>
+    </w:p>
+    <w:p>
+      <w:pPr>
+        <w:numPr>
+          <w:ilvl w:val="1"/>
+          <w:numId w:val="16"/>
+        </w:numPr>
+        <w:spacing w:after="0"/>
+      </w:pPr>
+      <w:r>
+        <w:t>Status of test execution (pass/fail).</w:t>
+      </w:r>
+    </w:p>
+    <w:p>
+      <w:pPr>
+        <w:spacing w:after="0"/>
+        <w:rPr>
+          <w:b/>
+          <w:bCs/>
+        </w:rPr>
+      </w:pPr>
+      <w:r>
+        <w:rPr>
+          <w:b/>
+          <w:bCs/>
+        </w:rPr>
+        <w:t>Expected Outcome:</w:t>
+      </w:r>
+    </w:p>
+    <w:p>
+      <w:pPr>
+        <w:numPr>
+          <w:ilvl w:val="0"/>
+          <w:numId w:val="17"/>
+        </w:numPr>
+        <w:spacing w:after="0"/>
+      </w:pPr>
+      <w:r>
+        <w:t>The enhanced automation project should cover all missing scenarios without modifying existing files.</w:t>
+      </w:r>
+    </w:p>
+    <w:p>
+      <w:pPr>
+        <w:numPr>
+          <w:ilvl w:val="0"/>
+          <w:numId w:val="17"/>
+        </w:numPr>
+        <w:spacing w:after="0"/>
+      </w:pPr>
+      <w:r>
+        <w:t xml:space="preserve">The newly created test cases should </w:t>
+      </w:r>
+      <w:proofErr w:type="gramStart"/>
+      <w:r>
+        <w:t>pass</w:t>
+      </w:r>
+      <w:proofErr w:type="gramEnd"/>
+      <w:r>
+        <w:t xml:space="preserve"> successfully and provide a comprehensive report.</w:t>
+      </w:r>
+    </w:p>
+    <w:p>
+      <w:pPr>
+        <w:numPr>
+          <w:ilvl w:val="0"/>
+          <w:numId w:val="17"/>
+        </w:numPr>
+        <w:spacing w:after="0"/>
+      </w:pPr>
+      <w:r>
+        <w:t>Improved test coverage for the identified gaps while maintaining existing functionality.</w:t>
       </w:r>
     </w:p>
     <w:p>
@@ -1860,6 +2541,155 @@
 <file path=word/numbering.xml><?xml version="1.0" encoding="utf-8"?>
 <w:numbering xmlns:wpc="http://schemas.microsoft.com/office/word/2010/wordprocessingCanvas" xmlns:cx="http://schemas.microsoft.com/office/drawing/2014/chartex" xmlns:cx1="http://schemas.microsoft.com/office/drawing/2015/9/8/chartex" xmlns:cx2="http://schemas.microsoft.com/office/drawing/2015/10/21/chartex" xmlns:cx3="http://schemas.microsoft.com/office/drawing/2016/5/9/chartex" xmlns:cx4="http://schemas.microsoft.com/office/drawing/2016/5/10/chartex" xmlns:cx5="http://schemas.microsoft.com/office/drawing/2016/5/11/chartex" xmlns:cx6="http://schemas.microsoft.com/office/drawing/2016/5/12/chartex" xmlns:cx7="http://schemas.microsoft.com/office/drawing/2016/5/13/chartex" xmlns:cx8="http://schemas.microsoft.com/office/drawing/2016/5/14/chartex" xmlns:mc="http://schemas.openxmlformats.org/markup-compatibility/2006" xmlns:aink="http://schemas.microsoft.com/office/drawing/2016/ink" xmlns:am3d="http://schemas.microsoft.com/office/drawing/2017/model3d" xmlns:o="urn:schemas-microsoft-com:office:office" xmlns:oel="http://schemas.microsoft.com/office/2019/extlst" xmlns:r="http://schemas.openxmlformats.org/officeDocument/2006/relationships" xmlns:m="http://schemas.openxmlformats.org/officeDocument/2006/math" xmlns:v="urn:schemas-microsoft-com:vml" xmlns:wp14="http://schemas.microsoft.com/office/word/2010/wordprocessingDrawing" xmlns:wp="http://schemas.openxmlformats.org/drawingml/2006/wordprocessingDrawing" xmlns:w10="urn:schemas-microsoft-com:office:word" xmlns:w="http://schemas.openxmlformats.org/wordprocessingml/2006/main" xmlns:w14="http://schemas.microsoft.com/office/word/2010/wordml" xmlns:w15="http://schemas.microsoft.com/office/word/2012/wordml" xmlns:w16cex="http://schemas.microsoft.com/office/word/2018/wordml/cex" xmlns:w16cid="http://schemas.microsoft.com/office/word/2016/wordml/cid" xmlns:w16="http://schemas.microsoft.com/office/word/2018/wordml" xmlns:w16du="http://schemas.microsoft.com/office/word/2023/wordml/word16du" xmlns:w16sdtdh="http://schemas.microsoft.com/office/word/2020/wordml/sdtdatahash" xmlns:w16sdtfl="http://schemas.microsoft.com/office/word/2024/wordml/sdtformatlock" xmlns:w16se="http://schemas.microsoft.com/office/word/2015/wordml/symex" xmlns:wpg="http://schemas.microsoft.com/office/word/2010/wordprocessingGroup" xmlns:wpi="http://schemas.microsoft.com/office/word/2010/wordprocessingInk" xmlns:wne="http://schemas.microsoft.com/office/word/2006/wordml" xmlns:wps="http://schemas.microsoft.com/office/word/2010/wordprocessingShape" mc:Ignorable="w14 w15 w16se w16cid w16 w16cex w16sdtdh w16sdtfl w16du wp14">
   <w:abstractNum w:abstractNumId="0" w15:restartNumberingAfterBreak="0">
+    <w:nsid w:val="03091758"/>
+    <w:multiLevelType w:val="multilevel"/>
+    <w:tmpl w:val="A2984E64"/>
+    <w:lvl w:ilvl="0">
+      <w:start w:val="1"/>
+      <w:numFmt w:val="bullet"/>
+      <w:lvlText w:val=""/>
+      <w:lvlJc w:val="left"/>
+      <w:pPr>
+        <w:tabs>
+          <w:tab w:val="num" w:pos="720"/>
+        </w:tabs>
+        <w:ind w:left="720" w:hanging="360"/>
+      </w:pPr>
+      <w:rPr>
+        <w:rFonts w:ascii="Symbol" w:hAnsi="Symbol" w:hint="default"/>
+        <w:sz w:val="20"/>
+      </w:rPr>
+    </w:lvl>
+    <w:lvl w:ilvl="1">
+      <w:start w:val="1"/>
+      <w:numFmt w:val="bullet"/>
+      <w:lvlText w:val="o"/>
+      <w:lvlJc w:val="left"/>
+      <w:pPr>
+        <w:tabs>
+          <w:tab w:val="num" w:pos="1440"/>
+        </w:tabs>
+        <w:ind w:left="1440" w:hanging="360"/>
+      </w:pPr>
+      <w:rPr>
+        <w:rFonts w:ascii="Courier New" w:hAnsi="Courier New" w:hint="default"/>
+        <w:sz w:val="20"/>
+      </w:rPr>
+    </w:lvl>
+    <w:lvl w:ilvl="2">
+      <w:start w:val="1"/>
+      <w:numFmt w:val="bullet"/>
+      <w:lvlText w:val=""/>
+      <w:lvlJc w:val="left"/>
+      <w:pPr>
+        <w:tabs>
+          <w:tab w:val="num" w:pos="2160"/>
+        </w:tabs>
+        <w:ind w:left="2160" w:hanging="360"/>
+      </w:pPr>
+      <w:rPr>
+        <w:rFonts w:ascii="Wingdings" w:hAnsi="Wingdings" w:hint="default"/>
+        <w:sz w:val="20"/>
+      </w:rPr>
+    </w:lvl>
+    <w:lvl w:ilvl="3" w:tentative="1">
+      <w:start w:val="1"/>
+      <w:numFmt w:val="bullet"/>
+      <w:lvlText w:val=""/>
+      <w:lvlJc w:val="left"/>
+      <w:pPr>
+        <w:tabs>
+          <w:tab w:val="num" w:pos="2880"/>
+        </w:tabs>
+        <w:ind w:left="2880" w:hanging="360"/>
+      </w:pPr>
+      <w:rPr>
+        <w:rFonts w:ascii="Wingdings" w:hAnsi="Wingdings" w:hint="default"/>
+        <w:sz w:val="20"/>
+      </w:rPr>
+    </w:lvl>
+    <w:lvl w:ilvl="4" w:tentative="1">
+      <w:start w:val="1"/>
+      <w:numFmt w:val="bullet"/>
+      <w:lvlText w:val=""/>
+      <w:lvlJc w:val="left"/>
+      <w:pPr>
+        <w:tabs>
+          <w:tab w:val="num" w:pos="3600"/>
+        </w:tabs>
+        <w:ind w:left="3600" w:hanging="360"/>
+      </w:pPr>
+      <w:rPr>
+        <w:rFonts w:ascii="Wingdings" w:hAnsi="Wingdings" w:hint="default"/>
+        <w:sz w:val="20"/>
+      </w:rPr>
+    </w:lvl>
+    <w:lvl w:ilvl="5" w:tentative="1">
+      <w:start w:val="1"/>
+      <w:numFmt w:val="bullet"/>
+      <w:lvlText w:val=""/>
+      <w:lvlJc w:val="left"/>
+      <w:pPr>
+        <w:tabs>
+          <w:tab w:val="num" w:pos="4320"/>
+        </w:tabs>
+        <w:ind w:left="4320" w:hanging="360"/>
+      </w:pPr>
+      <w:rPr>
+        <w:rFonts w:ascii="Wingdings" w:hAnsi="Wingdings" w:hint="default"/>
+        <w:sz w:val="20"/>
+      </w:rPr>
+    </w:lvl>
+    <w:lvl w:ilvl="6" w:tentative="1">
+      <w:start w:val="1"/>
+      <w:numFmt w:val="bullet"/>
+      <w:lvlText w:val=""/>
+      <w:lvlJc w:val="left"/>
+      <w:pPr>
+        <w:tabs>
+          <w:tab w:val="num" w:pos="5040"/>
+        </w:tabs>
+        <w:ind w:left="5040" w:hanging="360"/>
+      </w:pPr>
+      <w:rPr>
+        <w:rFonts w:ascii="Wingdings" w:hAnsi="Wingdings" w:hint="default"/>
+        <w:sz w:val="20"/>
+      </w:rPr>
+    </w:lvl>
+    <w:lvl w:ilvl="7" w:tentative="1">
+      <w:start w:val="1"/>
+      <w:numFmt w:val="bullet"/>
+      <w:lvlText w:val=""/>
+      <w:lvlJc w:val="left"/>
+      <w:pPr>
+        <w:tabs>
+          <w:tab w:val="num" w:pos="5760"/>
+        </w:tabs>
+        <w:ind w:left="5760" w:hanging="360"/>
+      </w:pPr>
+      <w:rPr>
+        <w:rFonts w:ascii="Wingdings" w:hAnsi="Wingdings" w:hint="default"/>
+        <w:sz w:val="20"/>
+      </w:rPr>
+    </w:lvl>
+    <w:lvl w:ilvl="8" w:tentative="1">
+      <w:start w:val="1"/>
+      <w:numFmt w:val="bullet"/>
+      <w:lvlText w:val=""/>
+      <w:lvlJc w:val="left"/>
+      <w:pPr>
+        <w:tabs>
+          <w:tab w:val="num" w:pos="6480"/>
+        </w:tabs>
+        <w:ind w:left="6480" w:hanging="360"/>
+      </w:pPr>
+      <w:rPr>
+        <w:rFonts w:ascii="Wingdings" w:hAnsi="Wingdings" w:hint="default"/>
+        <w:sz w:val="20"/>
+      </w:rPr>
+    </w:lvl>
+  </w:abstractNum>
+  <w:abstractNum w:abstractNumId="1" w15:restartNumberingAfterBreak="0">
     <w:nsid w:val="09C921AD"/>
     <w:multiLevelType w:val="multilevel"/>
     <w:tmpl w:val="68CA7414"/>
@@ -1976,7 +2806,156 @@
       </w:pPr>
     </w:lvl>
   </w:abstractNum>
-  <w:abstractNum w:abstractNumId="1" w15:restartNumberingAfterBreak="0">
+  <w:abstractNum w:abstractNumId="2" w15:restartNumberingAfterBreak="0">
+    <w:nsid w:val="11A645F5"/>
+    <w:multiLevelType w:val="multilevel"/>
+    <w:tmpl w:val="F45E4500"/>
+    <w:lvl w:ilvl="0">
+      <w:start w:val="1"/>
+      <w:numFmt w:val="bullet"/>
+      <w:lvlText w:val=""/>
+      <w:lvlJc w:val="left"/>
+      <w:pPr>
+        <w:tabs>
+          <w:tab w:val="num" w:pos="720"/>
+        </w:tabs>
+        <w:ind w:left="720" w:hanging="360"/>
+      </w:pPr>
+      <w:rPr>
+        <w:rFonts w:ascii="Symbol" w:hAnsi="Symbol" w:hint="default"/>
+        <w:sz w:val="20"/>
+      </w:rPr>
+    </w:lvl>
+    <w:lvl w:ilvl="1" w:tentative="1">
+      <w:start w:val="1"/>
+      <w:numFmt w:val="bullet"/>
+      <w:lvlText w:val="o"/>
+      <w:lvlJc w:val="left"/>
+      <w:pPr>
+        <w:tabs>
+          <w:tab w:val="num" w:pos="1440"/>
+        </w:tabs>
+        <w:ind w:left="1440" w:hanging="360"/>
+      </w:pPr>
+      <w:rPr>
+        <w:rFonts w:ascii="Courier New" w:hAnsi="Courier New" w:hint="default"/>
+        <w:sz w:val="20"/>
+      </w:rPr>
+    </w:lvl>
+    <w:lvl w:ilvl="2" w:tentative="1">
+      <w:start w:val="1"/>
+      <w:numFmt w:val="bullet"/>
+      <w:lvlText w:val=""/>
+      <w:lvlJc w:val="left"/>
+      <w:pPr>
+        <w:tabs>
+          <w:tab w:val="num" w:pos="2160"/>
+        </w:tabs>
+        <w:ind w:left="2160" w:hanging="360"/>
+      </w:pPr>
+      <w:rPr>
+        <w:rFonts w:ascii="Wingdings" w:hAnsi="Wingdings" w:hint="default"/>
+        <w:sz w:val="20"/>
+      </w:rPr>
+    </w:lvl>
+    <w:lvl w:ilvl="3" w:tentative="1">
+      <w:start w:val="1"/>
+      <w:numFmt w:val="bullet"/>
+      <w:lvlText w:val=""/>
+      <w:lvlJc w:val="left"/>
+      <w:pPr>
+        <w:tabs>
+          <w:tab w:val="num" w:pos="2880"/>
+        </w:tabs>
+        <w:ind w:left="2880" w:hanging="360"/>
+      </w:pPr>
+      <w:rPr>
+        <w:rFonts w:ascii="Wingdings" w:hAnsi="Wingdings" w:hint="default"/>
+        <w:sz w:val="20"/>
+      </w:rPr>
+    </w:lvl>
+    <w:lvl w:ilvl="4" w:tentative="1">
+      <w:start w:val="1"/>
+      <w:numFmt w:val="bullet"/>
+      <w:lvlText w:val=""/>
+      <w:lvlJc w:val="left"/>
+      <w:pPr>
+        <w:tabs>
+          <w:tab w:val="num" w:pos="3600"/>
+        </w:tabs>
+        <w:ind w:left="3600" w:hanging="360"/>
+      </w:pPr>
+      <w:rPr>
+        <w:rFonts w:ascii="Wingdings" w:hAnsi="Wingdings" w:hint="default"/>
+        <w:sz w:val="20"/>
+      </w:rPr>
+    </w:lvl>
+    <w:lvl w:ilvl="5" w:tentative="1">
+      <w:start w:val="1"/>
+      <w:numFmt w:val="bullet"/>
+      <w:lvlText w:val=""/>
+      <w:lvlJc w:val="left"/>
+      <w:pPr>
+        <w:tabs>
+          <w:tab w:val="num" w:pos="4320"/>
+        </w:tabs>
+        <w:ind w:left="4320" w:hanging="360"/>
+      </w:pPr>
+      <w:rPr>
+        <w:rFonts w:ascii="Wingdings" w:hAnsi="Wingdings" w:hint="default"/>
+        <w:sz w:val="20"/>
+      </w:rPr>
+    </w:lvl>
+    <w:lvl w:ilvl="6" w:tentative="1">
+      <w:start w:val="1"/>
+      <w:numFmt w:val="bullet"/>
+      <w:lvlText w:val=""/>
+      <w:lvlJc w:val="left"/>
+      <w:pPr>
+        <w:tabs>
+          <w:tab w:val="num" w:pos="5040"/>
+        </w:tabs>
+        <w:ind w:left="5040" w:hanging="360"/>
+      </w:pPr>
+      <w:rPr>
+        <w:rFonts w:ascii="Wingdings" w:hAnsi="Wingdings" w:hint="default"/>
+        <w:sz w:val="20"/>
+      </w:rPr>
+    </w:lvl>
+    <w:lvl w:ilvl="7" w:tentative="1">
+      <w:start w:val="1"/>
+      <w:numFmt w:val="bullet"/>
+      <w:lvlText w:val=""/>
+      <w:lvlJc w:val="left"/>
+      <w:pPr>
+        <w:tabs>
+          <w:tab w:val="num" w:pos="5760"/>
+        </w:tabs>
+        <w:ind w:left="5760" w:hanging="360"/>
+      </w:pPr>
+      <w:rPr>
+        <w:rFonts w:ascii="Wingdings" w:hAnsi="Wingdings" w:hint="default"/>
+        <w:sz w:val="20"/>
+      </w:rPr>
+    </w:lvl>
+    <w:lvl w:ilvl="8" w:tentative="1">
+      <w:start w:val="1"/>
+      <w:numFmt w:val="bullet"/>
+      <w:lvlText w:val=""/>
+      <w:lvlJc w:val="left"/>
+      <w:pPr>
+        <w:tabs>
+          <w:tab w:val="num" w:pos="6480"/>
+        </w:tabs>
+        <w:ind w:left="6480" w:hanging="360"/>
+      </w:pPr>
+      <w:rPr>
+        <w:rFonts w:ascii="Wingdings" w:hAnsi="Wingdings" w:hint="default"/>
+        <w:sz w:val="20"/>
+      </w:rPr>
+    </w:lvl>
+  </w:abstractNum>
+  <w:abstractNum w:abstractNumId="3" w15:restartNumberingAfterBreak="0">
     <w:nsid w:val="121610F6"/>
     <w:multiLevelType w:val="multilevel"/>
     <w:tmpl w:val="E042FDE6"/>
@@ -2125,7 +3104,7 @@
       </w:rPr>
     </w:lvl>
   </w:abstractNum>
-  <w:abstractNum w:abstractNumId="2" w15:restartNumberingAfterBreak="0">
+  <w:abstractNum w:abstractNumId="4" w15:restartNumberingAfterBreak="0">
     <w:nsid w:val="1A86381B"/>
     <w:multiLevelType w:val="multilevel"/>
     <w:tmpl w:val="55FC3AA0"/>
@@ -2274,7 +3253,156 @@
       </w:rPr>
     </w:lvl>
   </w:abstractNum>
-  <w:abstractNum w:abstractNumId="3" w15:restartNumberingAfterBreak="0">
+  <w:abstractNum w:abstractNumId="5" w15:restartNumberingAfterBreak="0">
+    <w:nsid w:val="292368C0"/>
+    <w:multiLevelType w:val="multilevel"/>
+    <w:tmpl w:val="CFA68ECE"/>
+    <w:lvl w:ilvl="0">
+      <w:start w:val="1"/>
+      <w:numFmt w:val="bullet"/>
+      <w:lvlText w:val=""/>
+      <w:lvlJc w:val="left"/>
+      <w:pPr>
+        <w:tabs>
+          <w:tab w:val="num" w:pos="720"/>
+        </w:tabs>
+        <w:ind w:left="720" w:hanging="360"/>
+      </w:pPr>
+      <w:rPr>
+        <w:rFonts w:ascii="Symbol" w:hAnsi="Symbol" w:hint="default"/>
+        <w:sz w:val="20"/>
+      </w:rPr>
+    </w:lvl>
+    <w:lvl w:ilvl="1">
+      <w:start w:val="1"/>
+      <w:numFmt w:val="bullet"/>
+      <w:lvlText w:val="o"/>
+      <w:lvlJc w:val="left"/>
+      <w:pPr>
+        <w:tabs>
+          <w:tab w:val="num" w:pos="1440"/>
+        </w:tabs>
+        <w:ind w:left="1440" w:hanging="360"/>
+      </w:pPr>
+      <w:rPr>
+        <w:rFonts w:ascii="Courier New" w:hAnsi="Courier New" w:hint="default"/>
+        <w:sz w:val="20"/>
+      </w:rPr>
+    </w:lvl>
+    <w:lvl w:ilvl="2" w:tentative="1">
+      <w:start w:val="1"/>
+      <w:numFmt w:val="bullet"/>
+      <w:lvlText w:val=""/>
+      <w:lvlJc w:val="left"/>
+      <w:pPr>
+        <w:tabs>
+          <w:tab w:val="num" w:pos="2160"/>
+        </w:tabs>
+        <w:ind w:left="2160" w:hanging="360"/>
+      </w:pPr>
+      <w:rPr>
+        <w:rFonts w:ascii="Wingdings" w:hAnsi="Wingdings" w:hint="default"/>
+        <w:sz w:val="20"/>
+      </w:rPr>
+    </w:lvl>
+    <w:lvl w:ilvl="3" w:tentative="1">
+      <w:start w:val="1"/>
+      <w:numFmt w:val="bullet"/>
+      <w:lvlText w:val=""/>
+      <w:lvlJc w:val="left"/>
+      <w:pPr>
+        <w:tabs>
+          <w:tab w:val="num" w:pos="2880"/>
+        </w:tabs>
+        <w:ind w:left="2880" w:hanging="360"/>
+      </w:pPr>
+      <w:rPr>
+        <w:rFonts w:ascii="Wingdings" w:hAnsi="Wingdings" w:hint="default"/>
+        <w:sz w:val="20"/>
+      </w:rPr>
+    </w:lvl>
+    <w:lvl w:ilvl="4" w:tentative="1">
+      <w:start w:val="1"/>
+      <w:numFmt w:val="bullet"/>
+      <w:lvlText w:val=""/>
+      <w:lvlJc w:val="left"/>
+      <w:pPr>
+        <w:tabs>
+          <w:tab w:val="num" w:pos="3600"/>
+        </w:tabs>
+        <w:ind w:left="3600" w:hanging="360"/>
+      </w:pPr>
+      <w:rPr>
+        <w:rFonts w:ascii="Wingdings" w:hAnsi="Wingdings" w:hint="default"/>
+        <w:sz w:val="20"/>
+      </w:rPr>
+    </w:lvl>
+    <w:lvl w:ilvl="5" w:tentative="1">
+      <w:start w:val="1"/>
+      <w:numFmt w:val="bullet"/>
+      <w:lvlText w:val=""/>
+      <w:lvlJc w:val="left"/>
+      <w:pPr>
+        <w:tabs>
+          <w:tab w:val="num" w:pos="4320"/>
+        </w:tabs>
+        <w:ind w:left="4320" w:hanging="360"/>
+      </w:pPr>
+      <w:rPr>
+        <w:rFonts w:ascii="Wingdings" w:hAnsi="Wingdings" w:hint="default"/>
+        <w:sz w:val="20"/>
+      </w:rPr>
+    </w:lvl>
+    <w:lvl w:ilvl="6" w:tentative="1">
+      <w:start w:val="1"/>
+      <w:numFmt w:val="bullet"/>
+      <w:lvlText w:val=""/>
+      <w:lvlJc w:val="left"/>
+      <w:pPr>
+        <w:tabs>
+          <w:tab w:val="num" w:pos="5040"/>
+        </w:tabs>
+        <w:ind w:left="5040" w:hanging="360"/>
+      </w:pPr>
+      <w:rPr>
+        <w:rFonts w:ascii="Wingdings" w:hAnsi="Wingdings" w:hint="default"/>
+        <w:sz w:val="20"/>
+      </w:rPr>
+    </w:lvl>
+    <w:lvl w:ilvl="7" w:tentative="1">
+      <w:start w:val="1"/>
+      <w:numFmt w:val="bullet"/>
+      <w:lvlText w:val=""/>
+      <w:lvlJc w:val="left"/>
+      <w:pPr>
+        <w:tabs>
+          <w:tab w:val="num" w:pos="5760"/>
+        </w:tabs>
+        <w:ind w:left="5760" w:hanging="360"/>
+      </w:pPr>
+      <w:rPr>
+        <w:rFonts w:ascii="Wingdings" w:hAnsi="Wingdings" w:hint="default"/>
+        <w:sz w:val="20"/>
+      </w:rPr>
+    </w:lvl>
+    <w:lvl w:ilvl="8" w:tentative="1">
+      <w:start w:val="1"/>
+      <w:numFmt w:val="bullet"/>
+      <w:lvlText w:val=""/>
+      <w:lvlJc w:val="left"/>
+      <w:pPr>
+        <w:tabs>
+          <w:tab w:val="num" w:pos="6480"/>
+        </w:tabs>
+        <w:ind w:left="6480" w:hanging="360"/>
+      </w:pPr>
+      <w:rPr>
+        <w:rFonts w:ascii="Wingdings" w:hAnsi="Wingdings" w:hint="default"/>
+        <w:sz w:val="20"/>
+      </w:rPr>
+    </w:lvl>
+  </w:abstractNum>
+  <w:abstractNum w:abstractNumId="6" w15:restartNumberingAfterBreak="0">
     <w:nsid w:val="295D120E"/>
     <w:multiLevelType w:val="multilevel"/>
     <w:tmpl w:val="9B3A7546"/>
@@ -2395,7 +3523,7 @@
       </w:pPr>
     </w:lvl>
   </w:abstractNum>
-  <w:abstractNum w:abstractNumId="4" w15:restartNumberingAfterBreak="0">
+  <w:abstractNum w:abstractNumId="7" w15:restartNumberingAfterBreak="0">
     <w:nsid w:val="33405A04"/>
     <w:multiLevelType w:val="multilevel"/>
     <w:tmpl w:val="0E761BEE"/>
@@ -2544,7 +3672,7 @@
       </w:rPr>
     </w:lvl>
   </w:abstractNum>
-  <w:abstractNum w:abstractNumId="5" w15:restartNumberingAfterBreak="0">
+  <w:abstractNum w:abstractNumId="8" w15:restartNumberingAfterBreak="0">
     <w:nsid w:val="40E3097B"/>
     <w:multiLevelType w:val="multilevel"/>
     <w:tmpl w:val="CDA24F12"/>
@@ -2693,7 +3821,7 @@
       </w:rPr>
     </w:lvl>
   </w:abstractNum>
-  <w:abstractNum w:abstractNumId="6" w15:restartNumberingAfterBreak="0">
+  <w:abstractNum w:abstractNumId="9" w15:restartNumberingAfterBreak="0">
     <w:nsid w:val="42753E69"/>
     <w:multiLevelType w:val="multilevel"/>
     <w:tmpl w:val="FC3ADF5A"/>
@@ -2842,7 +3970,305 @@
       </w:rPr>
     </w:lvl>
   </w:abstractNum>
-  <w:abstractNum w:abstractNumId="7" w15:restartNumberingAfterBreak="0">
+  <w:abstractNum w:abstractNumId="10" w15:restartNumberingAfterBreak="0">
+    <w:nsid w:val="486E6F7E"/>
+    <w:multiLevelType w:val="multilevel"/>
+    <w:tmpl w:val="0F7A0616"/>
+    <w:lvl w:ilvl="0">
+      <w:start w:val="1"/>
+      <w:numFmt w:val="bullet"/>
+      <w:lvlText w:val=""/>
+      <w:lvlJc w:val="left"/>
+      <w:pPr>
+        <w:tabs>
+          <w:tab w:val="num" w:pos="720"/>
+        </w:tabs>
+        <w:ind w:left="720" w:hanging="360"/>
+      </w:pPr>
+      <w:rPr>
+        <w:rFonts w:ascii="Symbol" w:hAnsi="Symbol" w:hint="default"/>
+        <w:sz w:val="20"/>
+      </w:rPr>
+    </w:lvl>
+    <w:lvl w:ilvl="1">
+      <w:start w:val="1"/>
+      <w:numFmt w:val="bullet"/>
+      <w:lvlText w:val="o"/>
+      <w:lvlJc w:val="left"/>
+      <w:pPr>
+        <w:tabs>
+          <w:tab w:val="num" w:pos="1440"/>
+        </w:tabs>
+        <w:ind w:left="1440" w:hanging="360"/>
+      </w:pPr>
+      <w:rPr>
+        <w:rFonts w:ascii="Courier New" w:hAnsi="Courier New" w:hint="default"/>
+        <w:sz w:val="20"/>
+      </w:rPr>
+    </w:lvl>
+    <w:lvl w:ilvl="2" w:tentative="1">
+      <w:start w:val="1"/>
+      <w:numFmt w:val="bullet"/>
+      <w:lvlText w:val=""/>
+      <w:lvlJc w:val="left"/>
+      <w:pPr>
+        <w:tabs>
+          <w:tab w:val="num" w:pos="2160"/>
+        </w:tabs>
+        <w:ind w:left="2160" w:hanging="360"/>
+      </w:pPr>
+      <w:rPr>
+        <w:rFonts w:ascii="Wingdings" w:hAnsi="Wingdings" w:hint="default"/>
+        <w:sz w:val="20"/>
+      </w:rPr>
+    </w:lvl>
+    <w:lvl w:ilvl="3" w:tentative="1">
+      <w:start w:val="1"/>
+      <w:numFmt w:val="bullet"/>
+      <w:lvlText w:val=""/>
+      <w:lvlJc w:val="left"/>
+      <w:pPr>
+        <w:tabs>
+          <w:tab w:val="num" w:pos="2880"/>
+        </w:tabs>
+        <w:ind w:left="2880" w:hanging="360"/>
+      </w:pPr>
+      <w:rPr>
+        <w:rFonts w:ascii="Wingdings" w:hAnsi="Wingdings" w:hint="default"/>
+        <w:sz w:val="20"/>
+      </w:rPr>
+    </w:lvl>
+    <w:lvl w:ilvl="4" w:tentative="1">
+      <w:start w:val="1"/>
+      <w:numFmt w:val="bullet"/>
+      <w:lvlText w:val=""/>
+      <w:lvlJc w:val="left"/>
+      <w:pPr>
+        <w:tabs>
+          <w:tab w:val="num" w:pos="3600"/>
+        </w:tabs>
+        <w:ind w:left="3600" w:hanging="360"/>
+      </w:pPr>
+      <w:rPr>
+        <w:rFonts w:ascii="Wingdings" w:hAnsi="Wingdings" w:hint="default"/>
+        <w:sz w:val="20"/>
+      </w:rPr>
+    </w:lvl>
+    <w:lvl w:ilvl="5" w:tentative="1">
+      <w:start w:val="1"/>
+      <w:numFmt w:val="bullet"/>
+      <w:lvlText w:val=""/>
+      <w:lvlJc w:val="left"/>
+      <w:pPr>
+        <w:tabs>
+          <w:tab w:val="num" w:pos="4320"/>
+        </w:tabs>
+        <w:ind w:left="4320" w:hanging="360"/>
+      </w:pPr>
+      <w:rPr>
+        <w:rFonts w:ascii="Wingdings" w:hAnsi="Wingdings" w:hint="default"/>
+        <w:sz w:val="20"/>
+      </w:rPr>
+    </w:lvl>
+    <w:lvl w:ilvl="6" w:tentative="1">
+      <w:start w:val="1"/>
+      <w:numFmt w:val="bullet"/>
+      <w:lvlText w:val=""/>
+      <w:lvlJc w:val="left"/>
+      <w:pPr>
+        <w:tabs>
+          <w:tab w:val="num" w:pos="5040"/>
+        </w:tabs>
+        <w:ind w:left="5040" w:hanging="360"/>
+      </w:pPr>
+      <w:rPr>
+        <w:rFonts w:ascii="Wingdings" w:hAnsi="Wingdings" w:hint="default"/>
+        <w:sz w:val="20"/>
+      </w:rPr>
+    </w:lvl>
+    <w:lvl w:ilvl="7" w:tentative="1">
+      <w:start w:val="1"/>
+      <w:numFmt w:val="bullet"/>
+      <w:lvlText w:val=""/>
+      <w:lvlJc w:val="left"/>
+      <w:pPr>
+        <w:tabs>
+          <w:tab w:val="num" w:pos="5760"/>
+        </w:tabs>
+        <w:ind w:left="5760" w:hanging="360"/>
+      </w:pPr>
+      <w:rPr>
+        <w:rFonts w:ascii="Wingdings" w:hAnsi="Wingdings" w:hint="default"/>
+        <w:sz w:val="20"/>
+      </w:rPr>
+    </w:lvl>
+    <w:lvl w:ilvl="8" w:tentative="1">
+      <w:start w:val="1"/>
+      <w:numFmt w:val="bullet"/>
+      <w:lvlText w:val=""/>
+      <w:lvlJc w:val="left"/>
+      <w:pPr>
+        <w:tabs>
+          <w:tab w:val="num" w:pos="6480"/>
+        </w:tabs>
+        <w:ind w:left="6480" w:hanging="360"/>
+      </w:pPr>
+      <w:rPr>
+        <w:rFonts w:ascii="Wingdings" w:hAnsi="Wingdings" w:hint="default"/>
+        <w:sz w:val="20"/>
+      </w:rPr>
+    </w:lvl>
+  </w:abstractNum>
+  <w:abstractNum w:abstractNumId="11" w15:restartNumberingAfterBreak="0">
+    <w:nsid w:val="4EE976E1"/>
+    <w:multiLevelType w:val="multilevel"/>
+    <w:tmpl w:val="D332CCD6"/>
+    <w:lvl w:ilvl="0">
+      <w:start w:val="1"/>
+      <w:numFmt w:val="bullet"/>
+      <w:lvlText w:val=""/>
+      <w:lvlJc w:val="left"/>
+      <w:pPr>
+        <w:tabs>
+          <w:tab w:val="num" w:pos="720"/>
+        </w:tabs>
+        <w:ind w:left="720" w:hanging="360"/>
+      </w:pPr>
+      <w:rPr>
+        <w:rFonts w:ascii="Symbol" w:hAnsi="Symbol" w:hint="default"/>
+        <w:sz w:val="20"/>
+      </w:rPr>
+    </w:lvl>
+    <w:lvl w:ilvl="1" w:tentative="1">
+      <w:start w:val="1"/>
+      <w:numFmt w:val="bullet"/>
+      <w:lvlText w:val="o"/>
+      <w:lvlJc w:val="left"/>
+      <w:pPr>
+        <w:tabs>
+          <w:tab w:val="num" w:pos="1440"/>
+        </w:tabs>
+        <w:ind w:left="1440" w:hanging="360"/>
+      </w:pPr>
+      <w:rPr>
+        <w:rFonts w:ascii="Courier New" w:hAnsi="Courier New" w:hint="default"/>
+        <w:sz w:val="20"/>
+      </w:rPr>
+    </w:lvl>
+    <w:lvl w:ilvl="2" w:tentative="1">
+      <w:start w:val="1"/>
+      <w:numFmt w:val="bullet"/>
+      <w:lvlText w:val=""/>
+      <w:lvlJc w:val="left"/>
+      <w:pPr>
+        <w:tabs>
+          <w:tab w:val="num" w:pos="2160"/>
+        </w:tabs>
+        <w:ind w:left="2160" w:hanging="360"/>
+      </w:pPr>
+      <w:rPr>
+        <w:rFonts w:ascii="Wingdings" w:hAnsi="Wingdings" w:hint="default"/>
+        <w:sz w:val="20"/>
+      </w:rPr>
+    </w:lvl>
+    <w:lvl w:ilvl="3" w:tentative="1">
+      <w:start w:val="1"/>
+      <w:numFmt w:val="bullet"/>
+      <w:lvlText w:val=""/>
+      <w:lvlJc w:val="left"/>
+      <w:pPr>
+        <w:tabs>
+          <w:tab w:val="num" w:pos="2880"/>
+        </w:tabs>
+        <w:ind w:left="2880" w:hanging="360"/>
+      </w:pPr>
+      <w:rPr>
+        <w:rFonts w:ascii="Wingdings" w:hAnsi="Wingdings" w:hint="default"/>
+        <w:sz w:val="20"/>
+      </w:rPr>
+    </w:lvl>
+    <w:lvl w:ilvl="4" w:tentative="1">
+      <w:start w:val="1"/>
+      <w:numFmt w:val="bullet"/>
+      <w:lvlText w:val=""/>
+      <w:lvlJc w:val="left"/>
+      <w:pPr>
+        <w:tabs>
+          <w:tab w:val="num" w:pos="3600"/>
+        </w:tabs>
+        <w:ind w:left="3600" w:hanging="360"/>
+      </w:pPr>
+      <w:rPr>
+        <w:rFonts w:ascii="Wingdings" w:hAnsi="Wingdings" w:hint="default"/>
+        <w:sz w:val="20"/>
+      </w:rPr>
+    </w:lvl>
+    <w:lvl w:ilvl="5" w:tentative="1">
+      <w:start w:val="1"/>
+      <w:numFmt w:val="bullet"/>
+      <w:lvlText w:val=""/>
+      <w:lvlJc w:val="left"/>
+      <w:pPr>
+        <w:tabs>
+          <w:tab w:val="num" w:pos="4320"/>
+        </w:tabs>
+        <w:ind w:left="4320" w:hanging="360"/>
+      </w:pPr>
+      <w:rPr>
+        <w:rFonts w:ascii="Wingdings" w:hAnsi="Wingdings" w:hint="default"/>
+        <w:sz w:val="20"/>
+      </w:rPr>
+    </w:lvl>
+    <w:lvl w:ilvl="6" w:tentative="1">
+      <w:start w:val="1"/>
+      <w:numFmt w:val="bullet"/>
+      <w:lvlText w:val=""/>
+      <w:lvlJc w:val="left"/>
+      <w:pPr>
+        <w:tabs>
+          <w:tab w:val="num" w:pos="5040"/>
+        </w:tabs>
+        <w:ind w:left="5040" w:hanging="360"/>
+      </w:pPr>
+      <w:rPr>
+        <w:rFonts w:ascii="Wingdings" w:hAnsi="Wingdings" w:hint="default"/>
+        <w:sz w:val="20"/>
+      </w:rPr>
+    </w:lvl>
+    <w:lvl w:ilvl="7" w:tentative="1">
+      <w:start w:val="1"/>
+      <w:numFmt w:val="bullet"/>
+      <w:lvlText w:val=""/>
+      <w:lvlJc w:val="left"/>
+      <w:pPr>
+        <w:tabs>
+          <w:tab w:val="num" w:pos="5760"/>
+        </w:tabs>
+        <w:ind w:left="5760" w:hanging="360"/>
+      </w:pPr>
+      <w:rPr>
+        <w:rFonts w:ascii="Wingdings" w:hAnsi="Wingdings" w:hint="default"/>
+        <w:sz w:val="20"/>
+      </w:rPr>
+    </w:lvl>
+    <w:lvl w:ilvl="8" w:tentative="1">
+      <w:start w:val="1"/>
+      <w:numFmt w:val="bullet"/>
+      <w:lvlText w:val=""/>
+      <w:lvlJc w:val="left"/>
+      <w:pPr>
+        <w:tabs>
+          <w:tab w:val="num" w:pos="6480"/>
+        </w:tabs>
+        <w:ind w:left="6480" w:hanging="360"/>
+      </w:pPr>
+      <w:rPr>
+        <w:rFonts w:ascii="Wingdings" w:hAnsi="Wingdings" w:hint="default"/>
+        <w:sz w:val="20"/>
+      </w:rPr>
+    </w:lvl>
+  </w:abstractNum>
+  <w:abstractNum w:abstractNumId="12" w15:restartNumberingAfterBreak="0">
     <w:nsid w:val="5A2059E1"/>
     <w:multiLevelType w:val="multilevel"/>
     <w:tmpl w:val="ABFED626"/>
@@ -2991,7 +4417,7 @@
       </w:rPr>
     </w:lvl>
   </w:abstractNum>
-  <w:abstractNum w:abstractNumId="8" w15:restartNumberingAfterBreak="0">
+  <w:abstractNum w:abstractNumId="13" w15:restartNumberingAfterBreak="0">
     <w:nsid w:val="69995BB0"/>
     <w:multiLevelType w:val="multilevel"/>
     <w:tmpl w:val="76B45314"/>
@@ -3108,7 +4534,7 @@
       </w:pPr>
     </w:lvl>
   </w:abstractNum>
-  <w:abstractNum w:abstractNumId="9" w15:restartNumberingAfterBreak="0">
+  <w:abstractNum w:abstractNumId="14" w15:restartNumberingAfterBreak="0">
     <w:nsid w:val="6C402F17"/>
     <w:multiLevelType w:val="multilevel"/>
     <w:tmpl w:val="65E44562"/>
@@ -3257,7 +4683,156 @@
       </w:rPr>
     </w:lvl>
   </w:abstractNum>
-  <w:abstractNum w:abstractNumId="10" w15:restartNumberingAfterBreak="0">
+  <w:abstractNum w:abstractNumId="15" w15:restartNumberingAfterBreak="0">
+    <w:nsid w:val="717C60CF"/>
+    <w:multiLevelType w:val="multilevel"/>
+    <w:tmpl w:val="549A0B36"/>
+    <w:lvl w:ilvl="0">
+      <w:start w:val="1"/>
+      <w:numFmt w:val="bullet"/>
+      <w:lvlText w:val=""/>
+      <w:lvlJc w:val="left"/>
+      <w:pPr>
+        <w:tabs>
+          <w:tab w:val="num" w:pos="720"/>
+        </w:tabs>
+        <w:ind w:left="720" w:hanging="360"/>
+      </w:pPr>
+      <w:rPr>
+        <w:rFonts w:ascii="Symbol" w:hAnsi="Symbol" w:hint="default"/>
+        <w:sz w:val="20"/>
+      </w:rPr>
+    </w:lvl>
+    <w:lvl w:ilvl="1" w:tentative="1">
+      <w:start w:val="1"/>
+      <w:numFmt w:val="bullet"/>
+      <w:lvlText w:val="o"/>
+      <w:lvlJc w:val="left"/>
+      <w:pPr>
+        <w:tabs>
+          <w:tab w:val="num" w:pos="1440"/>
+        </w:tabs>
+        <w:ind w:left="1440" w:hanging="360"/>
+      </w:pPr>
+      <w:rPr>
+        <w:rFonts w:ascii="Courier New" w:hAnsi="Courier New" w:hint="default"/>
+        <w:sz w:val="20"/>
+      </w:rPr>
+    </w:lvl>
+    <w:lvl w:ilvl="2" w:tentative="1">
+      <w:start w:val="1"/>
+      <w:numFmt w:val="bullet"/>
+      <w:lvlText w:val=""/>
+      <w:lvlJc w:val="left"/>
+      <w:pPr>
+        <w:tabs>
+          <w:tab w:val="num" w:pos="2160"/>
+        </w:tabs>
+        <w:ind w:left="2160" w:hanging="360"/>
+      </w:pPr>
+      <w:rPr>
+        <w:rFonts w:ascii="Wingdings" w:hAnsi="Wingdings" w:hint="default"/>
+        <w:sz w:val="20"/>
+      </w:rPr>
+    </w:lvl>
+    <w:lvl w:ilvl="3" w:tentative="1">
+      <w:start w:val="1"/>
+      <w:numFmt w:val="bullet"/>
+      <w:lvlText w:val=""/>
+      <w:lvlJc w:val="left"/>
+      <w:pPr>
+        <w:tabs>
+          <w:tab w:val="num" w:pos="2880"/>
+        </w:tabs>
+        <w:ind w:left="2880" w:hanging="360"/>
+      </w:pPr>
+      <w:rPr>
+        <w:rFonts w:ascii="Wingdings" w:hAnsi="Wingdings" w:hint="default"/>
+        <w:sz w:val="20"/>
+      </w:rPr>
+    </w:lvl>
+    <w:lvl w:ilvl="4" w:tentative="1">
+      <w:start w:val="1"/>
+      <w:numFmt w:val="bullet"/>
+      <w:lvlText w:val=""/>
+      <w:lvlJc w:val="left"/>
+      <w:pPr>
+        <w:tabs>
+          <w:tab w:val="num" w:pos="3600"/>
+        </w:tabs>
+        <w:ind w:left="3600" w:hanging="360"/>
+      </w:pPr>
+      <w:rPr>
+        <w:rFonts w:ascii="Wingdings" w:hAnsi="Wingdings" w:hint="default"/>
+        <w:sz w:val="20"/>
+      </w:rPr>
+    </w:lvl>
+    <w:lvl w:ilvl="5" w:tentative="1">
+      <w:start w:val="1"/>
+      <w:numFmt w:val="bullet"/>
+      <w:lvlText w:val=""/>
+      <w:lvlJc w:val="left"/>
+      <w:pPr>
+        <w:tabs>
+          <w:tab w:val="num" w:pos="4320"/>
+        </w:tabs>
+        <w:ind w:left="4320" w:hanging="360"/>
+      </w:pPr>
+      <w:rPr>
+        <w:rFonts w:ascii="Wingdings" w:hAnsi="Wingdings" w:hint="default"/>
+        <w:sz w:val="20"/>
+      </w:rPr>
+    </w:lvl>
+    <w:lvl w:ilvl="6" w:tentative="1">
+      <w:start w:val="1"/>
+      <w:numFmt w:val="bullet"/>
+      <w:lvlText w:val=""/>
+      <w:lvlJc w:val="left"/>
+      <w:pPr>
+        <w:tabs>
+          <w:tab w:val="num" w:pos="5040"/>
+        </w:tabs>
+        <w:ind w:left="5040" w:hanging="360"/>
+      </w:pPr>
+      <w:rPr>
+        <w:rFonts w:ascii="Wingdings" w:hAnsi="Wingdings" w:hint="default"/>
+        <w:sz w:val="20"/>
+      </w:rPr>
+    </w:lvl>
+    <w:lvl w:ilvl="7" w:tentative="1">
+      <w:start w:val="1"/>
+      <w:numFmt w:val="bullet"/>
+      <w:lvlText w:val=""/>
+      <w:lvlJc w:val="left"/>
+      <w:pPr>
+        <w:tabs>
+          <w:tab w:val="num" w:pos="5760"/>
+        </w:tabs>
+        <w:ind w:left="5760" w:hanging="360"/>
+      </w:pPr>
+      <w:rPr>
+        <w:rFonts w:ascii="Wingdings" w:hAnsi="Wingdings" w:hint="default"/>
+        <w:sz w:val="20"/>
+      </w:rPr>
+    </w:lvl>
+    <w:lvl w:ilvl="8" w:tentative="1">
+      <w:start w:val="1"/>
+      <w:numFmt w:val="bullet"/>
+      <w:lvlText w:val=""/>
+      <w:lvlJc w:val="left"/>
+      <w:pPr>
+        <w:tabs>
+          <w:tab w:val="num" w:pos="6480"/>
+        </w:tabs>
+        <w:ind w:left="6480" w:hanging="360"/>
+      </w:pPr>
+      <w:rPr>
+        <w:rFonts w:ascii="Wingdings" w:hAnsi="Wingdings" w:hint="default"/>
+        <w:sz w:val="20"/>
+      </w:rPr>
+    </w:lvl>
+  </w:abstractNum>
+  <w:abstractNum w:abstractNumId="16" w15:restartNumberingAfterBreak="0">
     <w:nsid w:val="7C6E4AF4"/>
     <w:multiLevelType w:val="multilevel"/>
     <w:tmpl w:val="ABFED626"/>
@@ -3407,37 +4982,55 @@
     </w:lvl>
   </w:abstractNum>
   <w:num w:numId="1" w16cid:durableId="328483511">
+    <w:abstractNumId w:val="14"/>
+  </w:num>
+  <w:num w:numId="2" w16cid:durableId="794525227">
+    <w:abstractNumId w:val="6"/>
+  </w:num>
+  <w:num w:numId="3" w16cid:durableId="1082793334">
+    <w:abstractNumId w:val="1"/>
+  </w:num>
+  <w:num w:numId="4" w16cid:durableId="1591819062">
+    <w:abstractNumId w:val="13"/>
+  </w:num>
+  <w:num w:numId="5" w16cid:durableId="1609311933">
+    <w:abstractNumId w:val="8"/>
+  </w:num>
+  <w:num w:numId="6" w16cid:durableId="2133211147">
+    <w:abstractNumId w:val="12"/>
+  </w:num>
+  <w:num w:numId="7" w16cid:durableId="2147118327">
     <w:abstractNumId w:val="9"/>
   </w:num>
-  <w:num w:numId="2" w16cid:durableId="794525227">
+  <w:num w:numId="8" w16cid:durableId="277297780">
     <w:abstractNumId w:val="3"/>
   </w:num>
-  <w:num w:numId="3" w16cid:durableId="1082793334">
+  <w:num w:numId="9" w16cid:durableId="1863670340">
+    <w:abstractNumId w:val="7"/>
+  </w:num>
+  <w:num w:numId="10" w16cid:durableId="818574363">
+    <w:abstractNumId w:val="4"/>
+  </w:num>
+  <w:num w:numId="11" w16cid:durableId="1773552640">
+    <w:abstractNumId w:val="16"/>
+  </w:num>
+  <w:num w:numId="12" w16cid:durableId="1689523160">
     <w:abstractNumId w:val="0"/>
   </w:num>
-  <w:num w:numId="4" w16cid:durableId="1591819062">
-    <w:abstractNumId w:val="8"/>
+  <w:num w:numId="13" w16cid:durableId="1221015242">
+    <w:abstractNumId w:val="15"/>
   </w:num>
-  <w:num w:numId="5" w16cid:durableId="1609311933">
+  <w:num w:numId="14" w16cid:durableId="2137408486">
     <w:abstractNumId w:val="5"/>
   </w:num>
-  <w:num w:numId="6" w16cid:durableId="2133211147">
-    <w:abstractNumId w:val="7"/>
-  </w:num>
-  <w:num w:numId="7" w16cid:durableId="2147118327">
-    <w:abstractNumId w:val="6"/>
-  </w:num>
-  <w:num w:numId="8" w16cid:durableId="277297780">
-    <w:abstractNumId w:val="1"/>
-  </w:num>
-  <w:num w:numId="9" w16cid:durableId="1863670340">
-    <w:abstractNumId w:val="4"/>
-  </w:num>
-  <w:num w:numId="10" w16cid:durableId="818574363">
+  <w:num w:numId="15" w16cid:durableId="813958438">
     <w:abstractNumId w:val="2"/>
   </w:num>
-  <w:num w:numId="11" w16cid:durableId="1773552640">
+  <w:num w:numId="16" w16cid:durableId="1719477728">
     <w:abstractNumId w:val="10"/>
+  </w:num>
+  <w:num w:numId="17" w16cid:durableId="1904752577">
+    <w:abstractNumId w:val="11"/>
   </w:num>
 </w:numbering>
 </file>

--- a/Comment Notes.docx
+++ b/Comment Notes.docx
@@ -38,28 +38,28 @@
           <w:b/>
           <w:bCs/>
         </w:rPr>
-        <w:t xml:space="preserve">Regression Sign-Off - </w:t>
-      </w:r>
-      <w:r>
-        <w:rPr>
-          <w:b/>
-          <w:bCs/>
-        </w:rPr>
-        <w:t>Atlas - May 1</w:t>
-      </w:r>
-      <w:r>
-        <w:rPr>
-          <w:b/>
-          <w:bCs/>
-        </w:rPr>
-        <w:t>6</w:t>
-      </w:r>
-      <w:r>
-        <w:rPr>
-          <w:b/>
-          <w:bCs/>
-        </w:rPr>
-        <w:t xml:space="preserve"> 2025</w:t>
+        <w:t xml:space="preserve">Regression Sign-Off </w:t>
+      </w:r>
+      <w:r>
+        <w:rPr>
+          <w:b/>
+          <w:bCs/>
+        </w:rPr>
+        <w:t>–</w:t>
+      </w:r>
+      <w:r>
+        <w:rPr>
+          <w:b/>
+          <w:bCs/>
+        </w:rPr>
+        <w:t xml:space="preserve"> </w:t>
+      </w:r>
+      <w:r>
+        <w:rPr>
+          <w:b/>
+          <w:bCs/>
+        </w:rPr>
+        <w:t>CFA JUNE</w:t>
       </w:r>
       <w:r>
         <w:rPr>
@@ -83,14 +83,7 @@
           <w:b/>
           <w:bCs/>
         </w:rPr>
-        <w:t>70</w:t>
-      </w:r>
-      <w:r>
-        <w:rPr>
-          <w:b/>
-          <w:bCs/>
-        </w:rPr>
-        <w:t>%</w:t>
+        <w:t>--</w:t>
       </w:r>
       <w:r>
         <w:br/>
@@ -103,13 +96,26 @@
         <w:t>Manual Regression Test Results : </w:t>
       </w:r>
       <w:hyperlink r:id="rId5" w:history="1">
+        <w:r>
+          <w:t xml:space="preserve"> </w:t>
+        </w:r>
+        <w:hyperlink r:id="rId6" w:history="1">
+          <w:r>
+            <w:rPr>
+              <w:rStyle w:val="Hyperlink"/>
+              <w:b/>
+              <w:bCs/>
+            </w:rPr>
+            <w:t>[PP-11720] [QA]-Regression Testing For JUN 13, 2025 Release - Jira</w:t>
+          </w:r>
+        </w:hyperlink>
         <w:r>
           <w:rPr>
             <w:rStyle w:val="Hyperlink"/>
             <w:b/>
             <w:bCs/>
           </w:rPr>
-          <w:t xml:space="preserve">[PP-11607] Regression Testing For CFA 14.7.5 May 16th Release </w:t>
+          <w:t xml:space="preserve"> </w:t>
         </w:r>
       </w:hyperlink>
     </w:p>
@@ -121,7 +127,7 @@
         </w:rPr>
         <w:t>Automation Regression Results : </w:t>
       </w:r>
-      <w:hyperlink r:id="rId6" w:history="1">
+      <w:hyperlink r:id="rId7" w:history="1">
         <w:r>
           <w:rPr>
             <w:rStyle w:val="Hyperlink"/>
@@ -132,6 +138,9 @@
         </w:r>
       </w:hyperlink>
       <w:r>
+        <w:t xml:space="preserve"> </w:t>
+      </w:r>
+      <w:r>
         <w:br/>
       </w:r>
       <w:r>
@@ -251,7 +260,7 @@
           <w:b/>
           <w:bCs/>
         </w:rPr>
-        <w:t>0</w:t>
+        <w:t>2</w:t>
       </w:r>
       <w:r>
         <w:rPr>
@@ -260,50 +269,77 @@
         </w:rPr>
         <w:br/>
       </w:r>
-      <w:hyperlink r:id="rId7" w:history="1">
+      <w:hyperlink r:id="rId8" w:tgtFrame="_blank" w:tooltip="https://artemishealth.atlassian.net/browse/zeus-7409" w:history="1">
+        <w:r>
+          <w:rPr>
+            <w:rStyle w:val="Hyperlink"/>
+            <w:b/>
+            <w:bCs/>
+          </w:rPr>
+          <w:t>https://artemishealth.atlassian.net/brow</w:t>
+        </w:r>
+        <w:r>
+          <w:rPr>
+            <w:rStyle w:val="Hyperlink"/>
+            <w:b/>
+            <w:bCs/>
+          </w:rPr>
+          <w:t>s</w:t>
+        </w:r>
+        <w:r>
+          <w:rPr>
+            <w:rStyle w:val="Hyperlink"/>
+            <w:b/>
+            <w:bCs/>
+          </w:rPr>
+          <w:t>e/ZEUS-7409</w:t>
+        </w:r>
+      </w:hyperlink>
+      <w:r>
+        <w:rPr>
+          <w:b/>
+          <w:bCs/>
+        </w:rPr>
+        <w:t>. </w:t>
+      </w:r>
+      <w:r>
+        <w:rPr>
+          <w:b/>
+          <w:bCs/>
+        </w:rPr>
+        <w:br/>
+      </w:r>
+      <w:hyperlink r:id="rId9" w:history="1">
         <w:r>
           <w:rPr>
             <w:rStyle w:val="Hyperlink"/>
           </w:rPr>
-          <w:t>https://artemishealth.atlassian.net/browse/PP-11551</w:t>
+          <w:t>[PP-11704] Benchmark data is not being fetched correctly for the test companies. - Jira</w:t>
         </w:r>
       </w:hyperlink>
       <w:r>
+        <w:br/>
+      </w:r>
+    </w:p>
+    <w:p>
+      <w:pPr>
+        <w:spacing w:after="0"/>
+      </w:pPr>
+      <w:r>
+        <w:rPr>
+          <w:b/>
+          <w:bCs/>
+        </w:rPr>
+        <w:t>Note:</w:t>
+      </w:r>
+      <w:r>
         <w:t xml:space="preserve"> </w:t>
       </w:r>
-    </w:p>
-    <w:p>
-      <w:pPr>
-        <w:spacing w:after="0"/>
-      </w:pPr>
-      <w:hyperlink r:id="rId8" w:tgtFrame="_blank" w:tooltip="https://artemishealth.atlassian.net/browse/pp-11547" w:history="1">
-        <w:r>
-          <w:rPr>
-            <w:rStyle w:val="Hyperlink"/>
-          </w:rPr>
-          <w:t>https://artemishealth.atlassian.net/browse/PP-11547</w:t>
-        </w:r>
-      </w:hyperlink>
-      <w:r>
-        <w:br/>
-      </w:r>
-    </w:p>
-    <w:p>
-      <w:pPr>
-        <w:spacing w:after="0"/>
-      </w:pPr>
-      <w:r>
-        <w:rPr>
-          <w:b/>
-          <w:bCs/>
-        </w:rPr>
-        <w:t>Note:</w:t>
-      </w:r>
-      <w:r>
-        <w:t xml:space="preserve"> </w:t>
-      </w:r>
-      <w:r>
-        <w:t>The above-listed bugs are reproducible in the PREPROD environment. However, the offshore QA team is currently unable to validate them in the PROD environment due to a login issue.</w:t>
+      <w:r>
+        <w:t>The above-listed bugs are reproducible in the PREPROD environment</w:t>
+      </w:r>
+      <w:r>
+        <w:t xml:space="preserve"> not in PROD</w:t>
       </w:r>
     </w:p>
     <w:p>
@@ -347,7 +383,7 @@
       <w:r>
         <w:t xml:space="preserve"> at </w:t>
       </w:r>
-      <w:hyperlink r:id="rId9" w:history="1">
+      <w:hyperlink r:id="rId10" w:history="1">
         <w:r>
           <w:rPr>
             <w:rStyle w:val="Hyperlink"/>
@@ -429,10 +465,9 @@
         <w:spacing w:after="0"/>
       </w:pPr>
       <w:r>
-        <w:lastRenderedPageBreak/>
         <w:t xml:space="preserve">The project is a Cypress test suite using BDD (Behavior-Driven Development) with TypeScript to test the Artemis Health application at </w:t>
       </w:r>
-      <w:hyperlink r:id="rId10" w:history="1">
+      <w:hyperlink r:id="rId11" w:history="1">
         <w:r>
           <w:rPr>
             <w:rStyle w:val="Hyperlink"/>
@@ -457,6 +492,7 @@
           <w:b/>
           <w:bCs/>
         </w:rPr>
+        <w:lastRenderedPageBreak/>
         <w:t>Analysis Completed</w:t>
       </w:r>
     </w:p>
@@ -969,7 +1005,6 @@
           <w:b/>
           <w:bCs/>
         </w:rPr>
-        <w:lastRenderedPageBreak/>
         <w:t>Visual Testing</w:t>
       </w:r>
     </w:p>
@@ -1010,6 +1045,7 @@
           <w:b/>
           <w:bCs/>
         </w:rPr>
+        <w:lastRenderedPageBreak/>
         <w:t>API Integration Testing</w:t>
       </w:r>
     </w:p>
@@ -1448,7 +1484,6 @@
         <w:spacing w:after="0"/>
       </w:pPr>
       <w:r>
-        <w:lastRenderedPageBreak/>
         <w:t>CSV Upload</w:t>
       </w:r>
     </w:p>
@@ -1485,6 +1520,7 @@
         <w:spacing w:after="0"/>
       </w:pPr>
       <w:r>
+        <w:lastRenderedPageBreak/>
         <w:t>Drag and Drop</w:t>
       </w:r>
     </w:p>
@@ -1734,7 +1770,7 @@
       <w:r>
         <w:t xml:space="preserve"> </w:t>
       </w:r>
-      <w:hyperlink r:id="rId11" w:tgtFrame="_blank" w:tooltip="https://artemishealth.atlassian.net/wiki/spaces/en/pages/4279042136/20250516+release" w:history="1">
+      <w:hyperlink r:id="rId12" w:tgtFrame="_blank" w:tooltip="https://artemishealth.atlassian.net/wiki/spaces/en/pages/4279042136/20250516+release" w:history="1">
         <w:r>
           <w:rPr>
             <w:rStyle w:val="Hyperlink"/>
@@ -1745,7 +1781,7 @@
       <w:r>
         <w:br/>
       </w:r>
-      <w:hyperlink r:id="rId12" w:history="1">
+      <w:hyperlink r:id="rId13" w:history="1">
         <w:r>
           <w:rPr>
             <w:rStyle w:val="Hyperlink"/>
@@ -1769,7 +1805,7 @@
       <w:r>
         <w:br/>
       </w:r>
-      <w:hyperlink r:id="rId13" w:history="1">
+      <w:hyperlink r:id="rId14" w:history="1">
         <w:r>
           <w:rPr>
             <w:rStyle w:val="Hyperlink"/>
@@ -1782,7 +1818,7 @@
       <w:pPr>
         <w:spacing w:after="0"/>
       </w:pPr>
-      <w:hyperlink r:id="rId14" w:history="1">
+      <w:hyperlink r:id="rId15" w:history="1">
         <w:r>
           <w:rPr>
             <w:rStyle w:val="Hyperlink"/>
@@ -1793,7 +1829,7 @@
       <w:r>
         <w:br/>
       </w:r>
-      <w:hyperlink r:id="rId15" w:history="1">
+      <w:hyperlink r:id="rId16" w:history="1">
         <w:r>
           <w:rPr>
             <w:rStyle w:val="Hyperlink"/>
@@ -1993,7 +2029,6 @@
           <w:b/>
           <w:bCs/>
         </w:rPr>
-        <w:lastRenderedPageBreak/>
         <w:t>Support files:</w:t>
       </w:r>
     </w:p>
@@ -2052,6 +2087,7 @@
           <w:b/>
           <w:bCs/>
         </w:rPr>
+        <w:lastRenderedPageBreak/>
         <w:t>Step 2: Identify Missing Scenarios and Test Cases</w:t>
       </w:r>
     </w:p>
@@ -5987,6 +6023,18 @@
       <w:szCs w:val="24"/>
     </w:rPr>
   </w:style>
+  <w:style w:type="character" w:styleId="FollowedHyperlink">
+    <w:name w:val="FollowedHyperlink"/>
+    <w:basedOn w:val="DefaultParagraphFont"/>
+    <w:uiPriority w:val="99"/>
+    <w:semiHidden/>
+    <w:unhideWhenUsed/>
+    <w:rsid w:val="00F14F19"/>
+    <w:rPr>
+      <w:color w:val="96607D" w:themeColor="followedHyperlink"/>
+      <w:u w:val="single"/>
+    </w:rPr>
+  </w:style>
 </w:styles>
 </file>
 

--- a/Comment Notes.docx
+++ b/Comment Notes.docx
@@ -28,6 +28,7 @@
     </w:p>
     <w:p>
       <w:pPr>
+        <w:spacing w:after="0"/>
         <w:rPr>
           <w:b/>
           <w:bCs/>
@@ -59,14 +60,7 @@
           <w:b/>
           <w:bCs/>
         </w:rPr>
-        <w:t>CFA JUNE</w:t>
-      </w:r>
-      <w:r>
-        <w:rPr>
-          <w:b/>
-          <w:bCs/>
-        </w:rPr>
-        <w:t xml:space="preserve"> Release</w:t>
+        <w:t>CFA 14.7.6.1 Hotfix</w:t>
       </w:r>
       <w:r>
         <w:br/>
@@ -95,31 +89,28 @@
         </w:rPr>
         <w:t>Manual Regression Test Results : </w:t>
       </w:r>
+      <w:r>
+        <w:rPr>
+          <w:b/>
+          <w:bCs/>
+        </w:rPr>
+        <w:t xml:space="preserve"> </w:t>
+      </w:r>
       <w:hyperlink r:id="rId5" w:history="1">
-        <w:r>
-          <w:t xml:space="preserve"> </w:t>
-        </w:r>
-        <w:hyperlink r:id="rId6" w:history="1">
-          <w:r>
-            <w:rPr>
-              <w:rStyle w:val="Hyperlink"/>
-              <w:b/>
-              <w:bCs/>
-            </w:rPr>
-            <w:t>[PP-11720] [QA]-Regression Testing For JUN 13, 2025 Release - Jira</w:t>
-          </w:r>
-        </w:hyperlink>
         <w:r>
           <w:rPr>
             <w:rStyle w:val="Hyperlink"/>
             <w:b/>
             <w:bCs/>
           </w:rPr>
-          <w:t xml:space="preserve"> </w:t>
+          <w:t>[PP-11814] [QA]- Regression Testing For CFA 14.7.6.1 Hotfix</w:t>
         </w:r>
       </w:hyperlink>
     </w:p>
     <w:p>
+      <w:pPr>
+        <w:spacing w:after="0"/>
+      </w:pPr>
       <w:r>
         <w:rPr>
           <w:b/>
@@ -127,7 +118,7 @@
         </w:rPr>
         <w:t>Automation Regression Results : </w:t>
       </w:r>
-      <w:hyperlink r:id="rId7" w:history="1">
+      <w:hyperlink r:id="rId6" w:history="1">
         <w:r>
           <w:rPr>
             <w:rStyle w:val="Hyperlink"/>
@@ -241,7 +232,33 @@
         <w:spacing w:after="0"/>
       </w:pPr>
       <w:r>
-        <w:t>Power Users Impersonation, Management Console, Multiple SSO, MFA and any company specific cases for Mercer/PH not part of QA Scope</w:t>
+        <w:t>Power Users Impersonation, Management Console, Multiple SSO</w:t>
+      </w:r>
+      <w:r>
+        <w:t xml:space="preserve"> and</w:t>
+      </w:r>
+      <w:r>
+        <w:t xml:space="preserve"> </w:t>
+      </w:r>
+      <w:proofErr w:type="gramStart"/>
+      <w:r>
+        <w:t>MF</w:t>
+      </w:r>
+      <w:r>
+        <w:t>A</w:t>
+      </w:r>
+      <w:r>
+        <w:t xml:space="preserve"> </w:t>
+      </w:r>
+      <w:r>
+        <w:t xml:space="preserve"> are</w:t>
+      </w:r>
+      <w:proofErr w:type="gramEnd"/>
+      <w:r>
+        <w:t xml:space="preserve"> </w:t>
+      </w:r>
+      <w:r>
+        <w:t>not part of QA Scope</w:t>
       </w:r>
     </w:p>
     <w:p>
@@ -260,7 +277,7 @@
           <w:b/>
           <w:bCs/>
         </w:rPr>
-        <w:t>2</w:t>
+        <w:t>0</w:t>
       </w:r>
       <w:r>
         <w:rPr>
@@ -269,30 +286,14 @@
         </w:rPr>
         <w:br/>
       </w:r>
-      <w:hyperlink r:id="rId8" w:tgtFrame="_blank" w:tooltip="https://artemishealth.atlassian.net/browse/zeus-7409" w:history="1">
+      <w:hyperlink r:id="rId7" w:tgtFrame="_blank" w:tooltip="https://artemishealth.atlassian.net/browse/zeus-7409" w:history="1">
         <w:r>
           <w:rPr>
             <w:rStyle w:val="Hyperlink"/>
             <w:b/>
             <w:bCs/>
           </w:rPr>
-          <w:t>https://artemishealth.atlassian.net/brow</w:t>
-        </w:r>
-        <w:r>
-          <w:rPr>
-            <w:rStyle w:val="Hyperlink"/>
-            <w:b/>
-            <w:bCs/>
-          </w:rPr>
-          <w:t>s</w:t>
-        </w:r>
-        <w:r>
-          <w:rPr>
-            <w:rStyle w:val="Hyperlink"/>
-            <w:b/>
-            <w:bCs/>
-          </w:rPr>
-          <w:t>e/ZEUS-7409</w:t>
+          <w:t>https://artemishealth.atlassian.net/browse/ZEUS-7409</w:t>
         </w:r>
       </w:hyperlink>
       <w:r>
@@ -309,7 +310,7 @@
         </w:rPr>
         <w:br/>
       </w:r>
-      <w:hyperlink r:id="rId9" w:history="1">
+      <w:hyperlink r:id="rId8" w:history="1">
         <w:r>
           <w:rPr>
             <w:rStyle w:val="Hyperlink"/>
@@ -383,7 +384,7 @@
       <w:r>
         <w:t xml:space="preserve"> at </w:t>
       </w:r>
-      <w:hyperlink r:id="rId10" w:history="1">
+      <w:hyperlink r:id="rId9" w:history="1">
         <w:r>
           <w:rPr>
             <w:rStyle w:val="Hyperlink"/>
@@ -467,7 +468,7 @@
       <w:r>
         <w:t xml:space="preserve">The project is a Cypress test suite using BDD (Behavior-Driven Development) with TypeScript to test the Artemis Health application at </w:t>
       </w:r>
-      <w:hyperlink r:id="rId11" w:history="1">
+      <w:hyperlink r:id="rId10" w:history="1">
         <w:r>
           <w:rPr>
             <w:rStyle w:val="Hyperlink"/>
@@ -492,7 +493,6 @@
           <w:b/>
           <w:bCs/>
         </w:rPr>
-        <w:lastRenderedPageBreak/>
         <w:t>Analysis Completed</w:t>
       </w:r>
     </w:p>
@@ -521,6 +521,7 @@
         <w:spacing w:after="0"/>
       </w:pPr>
       <w:r>
+        <w:lastRenderedPageBreak/>
         <w:t>Reviewed the existing feature files, step definitions, and page objects</w:t>
       </w:r>
     </w:p>
@@ -1045,7 +1046,6 @@
           <w:b/>
           <w:bCs/>
         </w:rPr>
-        <w:lastRenderedPageBreak/>
         <w:t>API Integration Testing</w:t>
       </w:r>
     </w:p>
@@ -1070,6 +1070,7 @@
         <w:spacing w:after="0"/>
       </w:pPr>
       <w:r>
+        <w:lastRenderedPageBreak/>
         <w:t>Use Cypress's ability to intercept network requests for more reliable tests</w:t>
       </w:r>
     </w:p>
@@ -1122,7 +1123,15 @@
         </w:rPr>
       </w:pPr>
       <w:r>
-        <w:t>The enhanced test suite now provides more comprehensive coverage of the application's functionality while following best practices for Cypress BDD testing.</w:t>
+        <w:t xml:space="preserve">The enhanced test suite now provides more comprehensive coverage of the application's functionality while following </w:t>
+      </w:r>
+      <w:proofErr w:type="gramStart"/>
+      <w:r>
+        <w:t>best</w:t>
+      </w:r>
+      <w:proofErr w:type="gramEnd"/>
+      <w:r>
+        <w:t xml:space="preserve"> practices for Cypress BDD testing.</w:t>
       </w:r>
       <w:r>
         <w:br/>
@@ -1133,660 +1142,178 @@
       <w:r>
         <w:br/>
       </w:r>
-      <w:bookmarkStart w:id="0" w:name="_Hlk196838685"/>
       <w:r>
         <w:rPr>
           <w:b/>
           <w:bCs/>
         </w:rPr>
-        <w:t>Summary of QA Activities – 15th March to Present</w:t>
-      </w:r>
-    </w:p>
-    <w:p>
-      <w:pPr>
-        <w:spacing w:after="0"/>
-      </w:pPr>
-      <w:r>
-        <w:pict w14:anchorId="25D91AC2">
-          <v:rect id="_x0000_i1025" style="width:0;height:1.5pt" o:hralign="center" o:hrstd="t" o:hr="t" fillcolor="#a0a0a0" stroked="f"/>
-        </w:pict>
-      </w:r>
-    </w:p>
-    <w:p>
-      <w:pPr>
-        <w:spacing w:after="0"/>
-        <w:rPr>
-          <w:b/>
-          <w:bCs/>
-        </w:rPr>
-      </w:pPr>
-      <w:r>
-        <w:rPr>
-          <w:b/>
-          <w:bCs/>
-        </w:rPr>
-        <w:t>ATLAS QA Team</w:t>
-      </w:r>
-    </w:p>
-    <w:p>
-      <w:pPr>
-        <w:spacing w:after="0"/>
-      </w:pPr>
-      <w:r>
-        <w:t>1. 1. Completed more than 95% of Atlas automation</w:t>
-      </w:r>
-    </w:p>
-    <w:p>
-      <w:pPr>
-        <w:spacing w:after="0"/>
-      </w:pPr>
-      <w:r>
-        <w:t>2. Connected with ZUES team to identify the various events from ZUES to Proteus and validating and coordinating to validate RAS related tickets</w:t>
-      </w:r>
-    </w:p>
-    <w:p>
-      <w:pPr>
-        <w:spacing w:after="0"/>
-      </w:pPr>
-      <w:r>
-        <w:t>3. Logged and automated all the sorting and filter issues in metric manager</w:t>
-      </w:r>
-    </w:p>
-    <w:p>
-      <w:pPr>
-        <w:spacing w:after="0"/>
-      </w:pPr>
-      <w:r>
-        <w:t xml:space="preserve">4. Researched on type </w:t>
-      </w:r>
-      <w:proofErr w:type="spellStart"/>
-      <w:r>
-        <w:t>json</w:t>
-      </w:r>
-      <w:proofErr w:type="spellEnd"/>
-      <w:r>
-        <w:t xml:space="preserve"> in cypress (know issue with cypress) for validating custom measure in metric manager</w:t>
-      </w:r>
-    </w:p>
-    <w:p>
-      <w:pPr>
-        <w:spacing w:after="0"/>
-      </w:pPr>
-      <w:r>
-        <w:pict w14:anchorId="2861E192">
-          <v:rect id="_x0000_i1026" style="width:0;height:1.5pt" o:hralign="center" o:hrstd="t" o:hr="t" fillcolor="#a0a0a0" stroked="f"/>
-        </w:pict>
-      </w:r>
-    </w:p>
-    <w:p>
-      <w:pPr>
-        <w:spacing w:after="0"/>
-        <w:rPr>
-          <w:b/>
-          <w:bCs/>
-        </w:rPr>
-      </w:pPr>
-      <w:r>
-        <w:rPr>
-          <w:b/>
-          <w:bCs/>
-        </w:rPr>
-        <w:t>CFA QA Team</w:t>
-      </w:r>
-    </w:p>
-    <w:p>
-      <w:pPr>
-        <w:spacing w:after="0"/>
-      </w:pPr>
-      <w:r>
-        <w:rPr>
-          <w:b/>
-          <w:bCs/>
-        </w:rPr>
-        <w:t>1. Completed Regression Testing for the Following Releases:</w:t>
+        <w:t>CFA 14.7.6.1 Hotfix Release</w:t>
+      </w:r>
+    </w:p>
+    <w:p>
+      <w:pPr>
+        <w:spacing w:after="0"/>
+      </w:pPr>
+      <w:r>
+        <w:t>1. Client-Specific Testing</w:t>
+      </w:r>
+    </w:p>
+    <w:p>
+      <w:pPr>
+        <w:spacing w:after="0"/>
+      </w:pPr>
+      <w:r>
+        <w:t xml:space="preserve">    Currently, the following fixes have been completed:</w:t>
       </w:r>
     </w:p>
     <w:p>
       <w:pPr>
         <w:numPr>
           <w:ilvl w:val="0"/>
-          <w:numId w:val="5"/>
+          <w:numId w:val="18"/>
         </w:numPr>
         <w:spacing w:after="0"/>
       </w:pPr>
       <w:r>
-        <w:t>24th April 2025 Release</w:t>
+        <w:t>Numeric Filtering on Medical Claim Lines</w:t>
       </w:r>
     </w:p>
     <w:p>
       <w:pPr>
         <w:numPr>
           <w:ilvl w:val="0"/>
-          <w:numId w:val="5"/>
+          <w:numId w:val="18"/>
         </w:numPr>
         <w:spacing w:after="0"/>
       </w:pPr>
       <w:r>
-        <w:t>CFA 14.7.4 April 2025 Release</w:t>
+        <w:t>Breakdown Filter in Explore</w:t>
       </w:r>
     </w:p>
     <w:p>
       <w:pPr>
         <w:numPr>
           <w:ilvl w:val="0"/>
-          <w:numId w:val="5"/>
+          <w:numId w:val="18"/>
         </w:numPr>
         <w:spacing w:after="0"/>
       </w:pPr>
       <w:r>
-        <w:t>4th April 2025 Release</w:t>
+        <w:t>Smart Denominator implementation</w:t>
       </w:r>
     </w:p>
     <w:p>
       <w:pPr>
         <w:numPr>
           <w:ilvl w:val="0"/>
-          <w:numId w:val="5"/>
+          <w:numId w:val="18"/>
         </w:numPr>
         <w:spacing w:after="0"/>
       </w:pPr>
       <w:r>
-        <w:t>28th March 2025 Release</w:t>
+        <w:t xml:space="preserve">Missing Chart on PDF for Mercer </w:t>
+      </w:r>
+      <w:proofErr w:type="spellStart"/>
+      <w:r>
+        <w:t>subco</w:t>
+      </w:r>
+      <w:proofErr w:type="spellEnd"/>
+      <w:r>
+        <w:t xml:space="preserve"> – Western Midstream Services</w:t>
+      </w:r>
+    </w:p>
+    <w:p>
+      <w:pPr>
+        <w:spacing w:after="0"/>
+      </w:pPr>
+      <w:r>
+        <w:t>2. Functional Validation</w:t>
       </w:r>
     </w:p>
     <w:p>
       <w:pPr>
         <w:numPr>
           <w:ilvl w:val="0"/>
-          <w:numId w:val="5"/>
+          <w:numId w:val="19"/>
         </w:numPr>
         <w:spacing w:after="0"/>
       </w:pPr>
       <w:r>
-        <w:t>March 2025 Hotfix Release</w:t>
-      </w:r>
-    </w:p>
-    <w:p>
-      <w:pPr>
-        <w:spacing w:after="0"/>
-      </w:pPr>
-      <w:r>
-        <w:rPr>
-          <w:b/>
-          <w:bCs/>
-        </w:rPr>
-        <w:t>2. Validated Fixes and Enhancements for the Following Features:</w:t>
-      </w:r>
-    </w:p>
-    <w:p>
-      <w:pPr>
-        <w:numPr>
-          <w:ilvl w:val="0"/>
-          <w:numId w:val="6"/>
-        </w:numPr>
-        <w:spacing w:after="0"/>
-      </w:pPr>
-      <w:r>
-        <w:t>CSV Export</w:t>
-      </w:r>
-    </w:p>
-    <w:p>
-      <w:pPr>
-        <w:numPr>
-          <w:ilvl w:val="0"/>
-          <w:numId w:val="6"/>
-        </w:numPr>
-        <w:spacing w:after="0"/>
-      </w:pPr>
-      <w:r>
-        <w:t>Standard Stories</w:t>
-      </w:r>
-    </w:p>
-    <w:p>
-      <w:pPr>
-        <w:numPr>
-          <w:ilvl w:val="0"/>
-          <w:numId w:val="6"/>
-        </w:numPr>
-        <w:spacing w:after="0"/>
-      </w:pPr>
-      <w:r>
-        <w:t>Vulnerability Issues</w:t>
-      </w:r>
-    </w:p>
-    <w:p>
-      <w:pPr>
-        <w:numPr>
-          <w:ilvl w:val="0"/>
-          <w:numId w:val="6"/>
-        </w:numPr>
-        <w:spacing w:after="0"/>
-      </w:pPr>
-      <w:r>
-        <w:t>SCG Measure/Breakdown Validations</w:t>
-      </w:r>
-    </w:p>
-    <w:p>
-      <w:pPr>
-        <w:spacing w:after="0"/>
-        <w:rPr>
-          <w:b/>
-          <w:bCs/>
-        </w:rPr>
-      </w:pPr>
-      <w:r>
-        <w:rPr>
-          <w:b/>
-          <w:bCs/>
-        </w:rPr>
-        <w:t>3. Automation</w:t>
-      </w:r>
-    </w:p>
-    <w:p>
-      <w:pPr>
-        <w:pStyle w:val="ListParagraph"/>
-        <w:numPr>
-          <w:ilvl w:val="0"/>
-          <w:numId w:val="11"/>
-        </w:numPr>
-        <w:spacing w:after="0"/>
-      </w:pPr>
-      <w:r>
-        <w:t>Cypress cloud parallelization auto-distributes spec between nodes</w:t>
-      </w:r>
-    </w:p>
-    <w:p>
-      <w:pPr>
-        <w:pStyle w:val="ListParagraph"/>
-        <w:numPr>
-          <w:ilvl w:val="0"/>
-          <w:numId w:val="11"/>
-        </w:numPr>
-        <w:spacing w:after="0"/>
-      </w:pPr>
-      <w:r>
-        <w:t>Fixing Failure Scripts</w:t>
-      </w:r>
-    </w:p>
-    <w:p>
-      <w:pPr>
-        <w:spacing w:after="0"/>
-      </w:pPr>
-    </w:p>
-    <w:p>
-      <w:pPr>
-        <w:spacing w:after="0"/>
-      </w:pPr>
-      <w:r>
-        <w:pict w14:anchorId="4E1778DA">
-          <v:rect id="_x0000_i1027" style="width:0;height:1.5pt" o:hralign="center" o:hrstd="t" o:hr="t" fillcolor="#a0a0a0" stroked="f"/>
-        </w:pict>
-      </w:r>
-    </w:p>
-    <w:p>
-      <w:pPr>
-        <w:spacing w:after="0"/>
-        <w:rPr>
-          <w:b/>
-          <w:bCs/>
-        </w:rPr>
-      </w:pPr>
-      <w:r>
-        <w:rPr>
-          <w:b/>
-          <w:bCs/>
-        </w:rPr>
-        <w:t>NEXT QA Team</w:t>
-      </w:r>
-    </w:p>
-    <w:p>
-      <w:pPr>
-        <w:spacing w:after="0"/>
-      </w:pPr>
-      <w:r>
-        <w:rPr>
-          <w:b/>
-          <w:bCs/>
-        </w:rPr>
-        <w:t>1. Validated the Following Features in Project NEXT:</w:t>
-      </w:r>
-    </w:p>
-    <w:p>
-      <w:pPr>
-        <w:numPr>
-          <w:ilvl w:val="0"/>
-          <w:numId w:val="7"/>
-        </w:numPr>
-        <w:spacing w:after="0"/>
-      </w:pPr>
-      <w:r>
-        <w:t>Navigation Functionality</w:t>
-      </w:r>
-    </w:p>
-    <w:p>
-      <w:pPr>
-        <w:numPr>
-          <w:ilvl w:val="0"/>
-          <w:numId w:val="7"/>
-        </w:numPr>
-        <w:spacing w:after="0"/>
-      </w:pPr>
-      <w:r>
-        <w:t>Metric Selection</w:t>
-      </w:r>
-    </w:p>
-    <w:p>
-      <w:pPr>
-        <w:numPr>
-          <w:ilvl w:val="0"/>
-          <w:numId w:val="7"/>
-        </w:numPr>
-        <w:spacing w:after="0"/>
-      </w:pPr>
-      <w:r>
-        <w:t>CSV Upload</w:t>
-      </w:r>
-    </w:p>
-    <w:p>
-      <w:pPr>
-        <w:numPr>
-          <w:ilvl w:val="0"/>
-          <w:numId w:val="7"/>
-        </w:numPr>
-        <w:spacing w:after="0"/>
-      </w:pPr>
-      <w:r>
-        <w:t>Content Saving</w:t>
-      </w:r>
-    </w:p>
-    <w:p>
-      <w:pPr>
-        <w:numPr>
-          <w:ilvl w:val="0"/>
-          <w:numId w:val="7"/>
-        </w:numPr>
-        <w:spacing w:after="0"/>
-      </w:pPr>
-      <w:r>
-        <w:t>Filter Selection</w:t>
-      </w:r>
-    </w:p>
-    <w:p>
-      <w:pPr>
-        <w:numPr>
-          <w:ilvl w:val="0"/>
-          <w:numId w:val="7"/>
-        </w:numPr>
-        <w:spacing w:after="0"/>
-      </w:pPr>
-      <w:r>
-        <w:lastRenderedPageBreak/>
-        <w:t>Drag and Drop</w:t>
-      </w:r>
-    </w:p>
-    <w:p>
-      <w:pPr>
-        <w:numPr>
-          <w:ilvl w:val="0"/>
-          <w:numId w:val="7"/>
-        </w:numPr>
-        <w:spacing w:after="0"/>
-      </w:pPr>
-      <w:r>
-        <w:t>Time Periods</w:t>
-      </w:r>
-    </w:p>
-    <w:p>
-      <w:pPr>
-        <w:numPr>
-          <w:ilvl w:val="0"/>
-          <w:numId w:val="7"/>
-        </w:numPr>
-        <w:spacing w:after="0"/>
-      </w:pPr>
-      <w:r>
-        <w:t>Advanced Search</w:t>
-      </w:r>
-    </w:p>
-    <w:p>
-      <w:pPr>
-        <w:numPr>
-          <w:ilvl w:val="0"/>
-          <w:numId w:val="7"/>
-        </w:numPr>
-        <w:spacing w:after="0"/>
-      </w:pPr>
-      <w:r>
-        <w:t>Quick Search</w:t>
-      </w:r>
-    </w:p>
-    <w:p>
-      <w:pPr>
-        <w:numPr>
-          <w:ilvl w:val="0"/>
-          <w:numId w:val="7"/>
-        </w:numPr>
-        <w:spacing w:after="0"/>
-      </w:pPr>
-      <w:r>
-        <w:t>Hover Filters</w:t>
-      </w:r>
-    </w:p>
-    <w:p>
-      <w:pPr>
-        <w:numPr>
-          <w:ilvl w:val="0"/>
-          <w:numId w:val="7"/>
-        </w:numPr>
-        <w:spacing w:after="0"/>
-      </w:pPr>
-      <w:r>
-        <w:t>Category Selection</w:t>
-      </w:r>
-    </w:p>
-    <w:p>
-      <w:pPr>
-        <w:numPr>
-          <w:ilvl w:val="0"/>
-          <w:numId w:val="7"/>
-        </w:numPr>
-        <w:spacing w:after="0"/>
-      </w:pPr>
-      <w:r>
-        <w:t>Recent/Suggested/Favorite Lists</w:t>
-      </w:r>
-    </w:p>
-    <w:p>
-      <w:pPr>
-        <w:numPr>
-          <w:ilvl w:val="0"/>
-          <w:numId w:val="7"/>
-        </w:numPr>
-        <w:spacing w:after="0"/>
-      </w:pPr>
-      <w:r>
-        <w:t>Table Structure and Preview</w:t>
-      </w:r>
-    </w:p>
-    <w:p>
-      <w:pPr>
-        <w:numPr>
-          <w:ilvl w:val="0"/>
-          <w:numId w:val="7"/>
-        </w:numPr>
-        <w:spacing w:after="0"/>
-      </w:pPr>
-      <w:r>
-        <w:t>Run Analysis</w:t>
-      </w:r>
-    </w:p>
-    <w:p>
-      <w:pPr>
-        <w:numPr>
-          <w:ilvl w:val="0"/>
-          <w:numId w:val="7"/>
-        </w:numPr>
-        <w:spacing w:after="0"/>
-      </w:pPr>
-      <w:r>
-        <w:t>Role Settings</w:t>
-      </w:r>
-    </w:p>
-    <w:p>
-      <w:pPr>
-        <w:numPr>
-          <w:ilvl w:val="0"/>
-          <w:numId w:val="7"/>
-        </w:numPr>
-        <w:spacing w:after="0"/>
-      </w:pPr>
-      <w:r>
-        <w:t>Switch to Legacy / Artemis 2.0</w:t>
-      </w:r>
-    </w:p>
-    <w:p>
-      <w:pPr>
-        <w:spacing w:after="0"/>
-      </w:pPr>
-      <w:r>
-        <w:rPr>
-          <w:b/>
-          <w:bCs/>
-        </w:rPr>
-        <w:t>2. Automated the Following Features in Project NEXT:</w:t>
-      </w:r>
-    </w:p>
-    <w:p>
-      <w:pPr>
-        <w:numPr>
-          <w:ilvl w:val="0"/>
-          <w:numId w:val="8"/>
-        </w:numPr>
-        <w:spacing w:after="0"/>
-      </w:pPr>
-      <w:r>
-        <w:t>Drag and Drop</w:t>
-      </w:r>
-    </w:p>
-    <w:p>
-      <w:pPr>
-        <w:numPr>
-          <w:ilvl w:val="0"/>
-          <w:numId w:val="8"/>
-        </w:numPr>
-        <w:spacing w:after="0"/>
-      </w:pPr>
-      <w:r>
-        <w:t>CSV Upload</w:t>
-      </w:r>
-    </w:p>
-    <w:p>
-      <w:pPr>
-        <w:numPr>
-          <w:ilvl w:val="0"/>
-          <w:numId w:val="8"/>
-        </w:numPr>
-        <w:spacing w:after="0"/>
-      </w:pPr>
-      <w:r>
-        <w:t>Filter Selection</w:t>
-      </w:r>
-    </w:p>
-    <w:p>
-      <w:pPr>
-        <w:numPr>
-          <w:ilvl w:val="0"/>
-          <w:numId w:val="8"/>
-        </w:numPr>
-        <w:spacing w:after="0"/>
-      </w:pPr>
-      <w:r>
-        <w:t>Hover Filters</w:t>
-      </w:r>
-    </w:p>
-    <w:p>
-      <w:pPr>
-        <w:numPr>
-          <w:ilvl w:val="0"/>
-          <w:numId w:val="8"/>
-        </w:numPr>
-        <w:spacing w:after="0"/>
-      </w:pPr>
-      <w:r>
-        <w:t>Quick Search</w:t>
-      </w:r>
-    </w:p>
-    <w:p>
-      <w:pPr>
-        <w:numPr>
-          <w:ilvl w:val="0"/>
-          <w:numId w:val="8"/>
-        </w:numPr>
-        <w:spacing w:after="0"/>
-      </w:pPr>
-      <w:r>
-        <w:t>Advanced Search</w:t>
-      </w:r>
-    </w:p>
-    <w:p>
-      <w:pPr>
-        <w:numPr>
-          <w:ilvl w:val="0"/>
-          <w:numId w:val="8"/>
-        </w:numPr>
-        <w:spacing w:after="0"/>
-      </w:pPr>
-      <w:r>
-        <w:t>Role Settings</w:t>
-      </w:r>
-      <w:bookmarkEnd w:id="0"/>
-    </w:p>
-    <w:p>
-      <w:pPr>
-        <w:spacing w:after="0"/>
-      </w:pPr>
-    </w:p>
-    <w:p>
-      <w:pPr>
-        <w:spacing w:after="0"/>
-      </w:pPr>
-      <w:r>
-        <w:t>Hi Robbie/Ramakrishnan, I have reviewed Release page and Manifest pages of May 16</w:t>
-      </w:r>
-      <w:r>
-        <w:rPr>
-          <w:vertAlign w:val="superscript"/>
-        </w:rPr>
-        <w:t>th</w:t>
-      </w:r>
-      <w:r>
-        <w:t xml:space="preserve"> Release and noticed the following discrepancies between the Manifest and Release pages.</w:t>
-      </w:r>
-    </w:p>
-    <w:p>
-      <w:pPr>
-        <w:spacing w:after="0"/>
-      </w:pPr>
-      <w:r>
-        <w:t xml:space="preserve"> </w:t>
-      </w:r>
-      <w:hyperlink r:id="rId12" w:tgtFrame="_blank" w:tooltip="https://artemishealth.atlassian.net/wiki/spaces/en/pages/4279042136/20250516+release" w:history="1">
+        <w:t>Validate all functional tickets included in this release.</w:t>
+      </w:r>
+      <w:r>
+        <w:br/>
+      </w:r>
+      <w:hyperlink r:id="rId11" w:history="1">
         <w:r>
           <w:rPr>
             <w:rStyle w:val="Hyperlink"/>
           </w:rPr>
-          <w:t>https://artemishealth.atlassian.net/wiki/spaces/EN/pages/4279042136/20250516+Release</w:t>
+          <w:t>Customer Facing Apps (CFA): CFA 14.7.6.1 Hotfix - Jira</w:t>
         </w:r>
       </w:hyperlink>
-      <w:r>
-        <w:br/>
-      </w:r>
+    </w:p>
+    <w:p>
+      <w:pPr>
+        <w:spacing w:after="0"/>
+      </w:pPr>
+      <w:r>
+        <w:t>3. Manual Regression Results</w:t>
+      </w:r>
+    </w:p>
+    <w:p>
+      <w:pPr>
+        <w:numPr>
+          <w:ilvl w:val="0"/>
+          <w:numId w:val="20"/>
+        </w:numPr>
+        <w:spacing w:after="0"/>
+      </w:pPr>
+      <w:hyperlink r:id="rId12" w:history="1">
+        <w:r>
+          <w:rPr>
+            <w:rStyle w:val="Hyperlink"/>
+          </w:rPr>
+          <w:t xml:space="preserve">[PP-11814] [QA]- Regression Testing </w:t>
+        </w:r>
+        <w:proofErr w:type="gramStart"/>
+        <w:r>
+          <w:rPr>
+            <w:rStyle w:val="Hyperlink"/>
+          </w:rPr>
+          <w:t>For</w:t>
+        </w:r>
+        <w:proofErr w:type="gramEnd"/>
+        <w:r>
+          <w:rPr>
+            <w:rStyle w:val="Hyperlink"/>
+          </w:rPr>
+          <w:t xml:space="preserve"> CFA 14.7.6.1 Hotfix Release - Jira</w:t>
+        </w:r>
+      </w:hyperlink>
+    </w:p>
+    <w:p>
+      <w:pPr>
+        <w:spacing w:after="0"/>
+      </w:pPr>
+      <w:r>
+        <w:t>4. Automation Regression Results</w:t>
+      </w:r>
+    </w:p>
+    <w:p>
+      <w:pPr>
+        <w:numPr>
+          <w:ilvl w:val="0"/>
+          <w:numId w:val="21"/>
+        </w:numPr>
+        <w:spacing w:after="0"/>
+      </w:pPr>
       <w:hyperlink r:id="rId13" w:history="1">
         <w:r>
           <w:rPr>
             <w:rStyle w:val="Hyperlink"/>
           </w:rPr>
-          <w:t>Customer Facing Apps (CFA): CFA 14.7.5 May - Jira</w:t>
+          <w:t>Dionysus</w:t>
         </w:r>
       </w:hyperlink>
     </w:p>
@@ -1794,755 +1321,94 @@
       <w:pPr>
         <w:spacing w:after="0"/>
       </w:pPr>
-    </w:p>
-    <w:p>
-      <w:pPr>
-        <w:spacing w:after="0"/>
-      </w:pPr>
-      <w:r>
-        <w:t>Tickets available in the Release page but not in the Manifest page:</w:t>
-      </w:r>
-      <w:r>
-        <w:br/>
+      <w:r>
+        <w:t>5. Failed Test Cases</w:t>
+      </w:r>
+    </w:p>
+    <w:p>
+      <w:pPr>
+        <w:numPr>
+          <w:ilvl w:val="0"/>
+          <w:numId w:val="22"/>
+        </w:numPr>
+        <w:spacing w:after="0"/>
+      </w:pPr>
+      <w:r>
+        <w:t xml:space="preserve">Automation Failures:  </w:t>
       </w:r>
       <w:hyperlink r:id="rId14" w:history="1">
         <w:r>
           <w:rPr>
             <w:rStyle w:val="Hyperlink"/>
           </w:rPr>
-          <w:t xml:space="preserve">[PP-9472] Updates Shares made after Oct 12, 2024, to with 180 Expiration Date to Never Expires </w:t>
+          <w:t>[PP-11793]</w:t>
         </w:r>
       </w:hyperlink>
-    </w:p>
-    <w:p>
-      <w:pPr>
-        <w:spacing w:after="0"/>
-      </w:pPr>
+      <w:r>
+        <w:t xml:space="preserve"> </w:t>
+      </w:r>
+    </w:p>
+    <w:p>
+      <w:pPr>
+        <w:numPr>
+          <w:ilvl w:val="0"/>
+          <w:numId w:val="22"/>
+        </w:numPr>
+        <w:spacing w:after="0"/>
+      </w:pPr>
+      <w:r>
+        <w:t>Manual Failures:</w:t>
+      </w:r>
+      <w:r>
+        <w:br/>
+        <w:t xml:space="preserve">Existing Bugs - </w:t>
+      </w:r>
       <w:hyperlink r:id="rId15" w:history="1">
         <w:r>
           <w:rPr>
             <w:rStyle w:val="Hyperlink"/>
           </w:rPr>
-          <w:t>[PP-10933] Vulnerability (Exploited): Cross Site Scripting (XSS) in Artemis App Library Section</w:t>
+          <w:t xml:space="preserve">[PP-11753] </w:t>
         </w:r>
       </w:hyperlink>
       <w:r>
-        <w:br/>
+        <w:t xml:space="preserve">, </w:t>
       </w:r>
       <w:hyperlink r:id="rId16" w:history="1">
         <w:r>
           <w:rPr>
             <w:rStyle w:val="Hyperlink"/>
           </w:rPr>
-          <w:t>[PP-11371] [Visualization Screen] Artemis Benchmarks are not displayed on Download CSV export</w:t>
+          <w:t>[PP-11794]</w:t>
         </w:r>
       </w:hyperlink>
-    </w:p>
-    <w:p>
-      <w:pPr>
-        <w:spacing w:after="0"/>
-      </w:pPr>
-      <w:r>
-        <w:br/>
-        <w:t xml:space="preserve">Could you please </w:t>
-      </w:r>
-      <w:proofErr w:type="gramStart"/>
-      <w:r>
-        <w:t>look into</w:t>
-      </w:r>
-      <w:proofErr w:type="gramEnd"/>
-      <w:r>
-        <w:t xml:space="preserve"> this.</w:t>
-      </w:r>
-    </w:p>
-    <w:p>
-      <w:pPr>
-        <w:spacing w:after="0"/>
-      </w:pPr>
-      <w:r>
-        <w:br/>
-      </w:r>
-      <w:r>
-        <w:br/>
-      </w:r>
-      <w:r>
-        <w:t xml:space="preserve">In the existing </w:t>
-      </w:r>
-      <w:r>
-        <w:rPr>
-          <w:b/>
-          <w:bCs/>
-        </w:rPr>
-        <w:t>QA automation project</w:t>
-      </w:r>
-      <w:r>
-        <w:t xml:space="preserve"> developed with </w:t>
-      </w:r>
-      <w:r>
-        <w:rPr>
-          <w:b/>
-          <w:bCs/>
-        </w:rPr>
-        <w:t>Cypress</w:t>
-      </w:r>
-      <w:r>
-        <w:t xml:space="preserve"> and </w:t>
-      </w:r>
-      <w:r>
-        <w:rPr>
-          <w:b/>
-          <w:bCs/>
-        </w:rPr>
-        <w:t>TypeScript</w:t>
-      </w:r>
-      <w:r>
-        <w:t>, perform the following tasks to enhance the current feature coverage:</w:t>
-      </w:r>
-    </w:p>
-    <w:p>
-      <w:pPr>
-        <w:spacing w:after="0"/>
-        <w:rPr>
-          <w:b/>
-          <w:bCs/>
-        </w:rPr>
-      </w:pPr>
-      <w:r>
-        <w:rPr>
-          <w:b/>
-          <w:bCs/>
-        </w:rPr>
-        <w:t>Step 1: Analyze Existing Structure</w:t>
-      </w:r>
-    </w:p>
-    <w:p>
-      <w:pPr>
-        <w:numPr>
-          <w:ilvl w:val="0"/>
-          <w:numId w:val="12"/>
-        </w:numPr>
-        <w:spacing w:after="0"/>
-      </w:pPr>
-      <w:proofErr w:type="gramStart"/>
-      <w:r>
-        <w:t>Review</w:t>
-      </w:r>
-      <w:proofErr w:type="gramEnd"/>
-      <w:r>
-        <w:t xml:space="preserve"> the current project directory and files:</w:t>
-      </w:r>
-    </w:p>
-    <w:p>
-      <w:pPr>
-        <w:numPr>
-          <w:ilvl w:val="1"/>
-          <w:numId w:val="12"/>
-        </w:numPr>
-        <w:spacing w:after="0"/>
-      </w:pPr>
-      <w:r>
-        <w:rPr>
-          <w:b/>
-          <w:bCs/>
-        </w:rPr>
-        <w:t>Action files:</w:t>
-      </w:r>
-    </w:p>
-    <w:p>
-      <w:pPr>
-        <w:spacing w:after="0"/>
-        <w:ind w:left="1440"/>
-      </w:pPr>
-      <w:r>
-        <w:t>Located at</w:t>
-      </w:r>
-      <w:proofErr w:type="gramStart"/>
-      <w:r>
-        <w:t>:D:\Artemis_Workspace\dionysus\cypress\app_actions\perspectives</w:t>
-      </w:r>
-      <w:proofErr w:type="gramEnd"/>
-    </w:p>
-    <w:p>
-      <w:pPr>
-        <w:numPr>
-          <w:ilvl w:val="1"/>
-          <w:numId w:val="12"/>
-        </w:numPr>
-        <w:spacing w:after="0"/>
-      </w:pPr>
-      <w:r>
-        <w:rPr>
-          <w:b/>
-          <w:bCs/>
-        </w:rPr>
-        <w:t>Spec files:</w:t>
-      </w:r>
-    </w:p>
-    <w:p>
-      <w:pPr>
-        <w:spacing w:after="0"/>
-        <w:ind w:left="1440"/>
-      </w:pPr>
-      <w:r>
-        <w:t xml:space="preserve">Located </w:t>
-      </w:r>
-      <w:proofErr w:type="spellStart"/>
-      <w:r>
-        <w:t>at</w:t>
-      </w:r>
-      <w:proofErr w:type="gramStart"/>
-      <w:r>
-        <w:t>:D</w:t>
-      </w:r>
-      <w:proofErr w:type="spellEnd"/>
-      <w:r>
-        <w:t>:\</w:t>
-      </w:r>
-      <w:proofErr w:type="spellStart"/>
-      <w:r>
-        <w:t>Artemis_Workspace</w:t>
-      </w:r>
-      <w:proofErr w:type="spellEnd"/>
-      <w:r>
-        <w:t>\</w:t>
-      </w:r>
-      <w:proofErr w:type="spellStart"/>
-      <w:r>
-        <w:t>dionysus</w:t>
-      </w:r>
-      <w:proofErr w:type="spellEnd"/>
-      <w:r>
-        <w:t>\cypress\e2e\perspectives</w:t>
-      </w:r>
-      <w:proofErr w:type="gramEnd"/>
-    </w:p>
-    <w:p>
-      <w:pPr>
-        <w:numPr>
-          <w:ilvl w:val="1"/>
-          <w:numId w:val="12"/>
-        </w:numPr>
-        <w:spacing w:after="0"/>
-      </w:pPr>
-      <w:r>
-        <w:rPr>
-          <w:b/>
-          <w:bCs/>
-        </w:rPr>
-        <w:t>Support files:</w:t>
-      </w:r>
-    </w:p>
-    <w:p>
-      <w:pPr>
-        <w:spacing w:after="0"/>
-        <w:ind w:left="1440"/>
-      </w:pPr>
-      <w:r>
-        <w:t>Located at:</w:t>
-      </w:r>
-      <w:r>
-        <w:t xml:space="preserve"> </w:t>
-      </w:r>
-      <w:r>
-        <w:t>D:\Artemis_Workspace\dionysus\cypress\support\perspectives</w:t>
-      </w:r>
-    </w:p>
-    <w:p>
-      <w:pPr>
-        <w:numPr>
-          <w:ilvl w:val="0"/>
-          <w:numId w:val="12"/>
-        </w:numPr>
-        <w:spacing w:after="0"/>
-        <w:rPr>
-          <w:b/>
-          <w:bCs/>
-        </w:rPr>
-      </w:pPr>
-      <w:r>
-        <w:t xml:space="preserve">Ensure that the project </w:t>
-      </w:r>
-      <w:r>
-        <w:rPr>
-          <w:b/>
-          <w:bCs/>
-        </w:rPr>
-        <w:t>only reads/updates files</w:t>
-      </w:r>
-      <w:r>
-        <w:t xml:space="preserve"> from the above directories </w:t>
-      </w:r>
-    </w:p>
-    <w:p>
-      <w:pPr>
-        <w:spacing w:after="0"/>
-        <w:ind w:left="360"/>
-        <w:rPr>
-          <w:b/>
-          <w:bCs/>
-        </w:rPr>
-      </w:pPr>
-      <w:r>
-        <w:rPr>
-          <w:b/>
-          <w:bCs/>
-        </w:rPr>
-        <w:lastRenderedPageBreak/>
-        <w:t>Step 2: Identify Missing Scenarios and Test Cases</w:t>
-      </w:r>
-    </w:p>
-    <w:p>
-      <w:pPr>
-        <w:numPr>
-          <w:ilvl w:val="0"/>
-          <w:numId w:val="13"/>
-        </w:numPr>
-        <w:spacing w:after="0"/>
-      </w:pPr>
-      <w:r>
-        <w:t xml:space="preserve">Browse the </w:t>
-      </w:r>
-      <w:r>
-        <w:rPr>
-          <w:b/>
-          <w:bCs/>
-        </w:rPr>
-        <w:t>web application</w:t>
-      </w:r>
-      <w:r>
-        <w:t xml:space="preserve"> to detect any </w:t>
-      </w:r>
-      <w:r>
-        <w:rPr>
-          <w:b/>
-          <w:bCs/>
-        </w:rPr>
-        <w:t>missing scenarios</w:t>
-      </w:r>
-      <w:r>
-        <w:t xml:space="preserve"> that are not covered in the existing automation suite.</w:t>
-      </w:r>
-    </w:p>
-    <w:p>
-      <w:pPr>
-        <w:numPr>
-          <w:ilvl w:val="0"/>
-          <w:numId w:val="13"/>
-        </w:numPr>
-        <w:spacing w:after="0"/>
-      </w:pPr>
-      <w:r>
-        <w:t xml:space="preserve">Compare existing test coverage against the </w:t>
-      </w:r>
-      <w:r>
-        <w:rPr>
-          <w:b/>
-          <w:bCs/>
-        </w:rPr>
-        <w:t>latest feature updates</w:t>
-      </w:r>
-      <w:r>
-        <w:t xml:space="preserve"> and identify gaps.</w:t>
-      </w:r>
-    </w:p>
-    <w:p>
-      <w:pPr>
-        <w:numPr>
-          <w:ilvl w:val="0"/>
-          <w:numId w:val="13"/>
-        </w:numPr>
-        <w:spacing w:after="0"/>
-      </w:pPr>
-      <w:r>
-        <w:t xml:space="preserve">Generate a </w:t>
-      </w:r>
-      <w:r>
-        <w:rPr>
-          <w:b/>
-          <w:bCs/>
-        </w:rPr>
-        <w:t>detailed report</w:t>
-      </w:r>
-      <w:r>
-        <w:t xml:space="preserve"> highlighting missing test </w:t>
-      </w:r>
-      <w:proofErr w:type="spellStart"/>
-      <w:proofErr w:type="gramStart"/>
-      <w:r>
-        <w:t>cases</w:t>
-      </w:r>
-      <w:r>
-        <w:t>,gaps</w:t>
-      </w:r>
-      <w:proofErr w:type="spellEnd"/>
-      <w:proofErr w:type="gramEnd"/>
-      <w:r>
-        <w:t xml:space="preserve"> and scenarios.</w:t>
-      </w:r>
-    </w:p>
-    <w:p>
-      <w:pPr>
-        <w:spacing w:after="0"/>
-        <w:rPr>
-          <w:b/>
-          <w:bCs/>
-        </w:rPr>
-      </w:pPr>
-      <w:r>
-        <w:rPr>
-          <w:b/>
-          <w:bCs/>
-        </w:rPr>
-        <w:t>Step 3: Create and Implement New Test Cases</w:t>
-      </w:r>
-    </w:p>
-    <w:p>
-      <w:pPr>
-        <w:numPr>
-          <w:ilvl w:val="0"/>
-          <w:numId w:val="14"/>
-        </w:numPr>
-        <w:spacing w:after="0"/>
-      </w:pPr>
-      <w:r>
-        <w:t>Write new test cases to cover the identified gaps:</w:t>
-      </w:r>
-    </w:p>
-    <w:p>
-      <w:pPr>
-        <w:numPr>
-          <w:ilvl w:val="1"/>
-          <w:numId w:val="14"/>
-        </w:numPr>
-        <w:spacing w:after="0"/>
-      </w:pPr>
-      <w:r>
-        <w:rPr>
-          <w:b/>
-          <w:bCs/>
-        </w:rPr>
-        <w:t>Create new action files</w:t>
-      </w:r>
-      <w:r>
-        <w:t xml:space="preserve"> (if needed) in the </w:t>
-      </w:r>
-      <w:proofErr w:type="spellStart"/>
-      <w:r>
-        <w:rPr>
-          <w:b/>
-          <w:bCs/>
-        </w:rPr>
-        <w:t>app_actions</w:t>
-      </w:r>
-      <w:proofErr w:type="spellEnd"/>
-      <w:r>
-        <w:rPr>
-          <w:b/>
-          <w:bCs/>
-        </w:rPr>
-        <w:t>/perspectives</w:t>
-      </w:r>
-      <w:r>
-        <w:t xml:space="preserve"> folder.</w:t>
-      </w:r>
-    </w:p>
-    <w:p>
-      <w:pPr>
-        <w:numPr>
-          <w:ilvl w:val="1"/>
-          <w:numId w:val="14"/>
-        </w:numPr>
-        <w:spacing w:after="0"/>
-      </w:pPr>
-      <w:r>
-        <w:rPr>
-          <w:b/>
-          <w:bCs/>
-        </w:rPr>
-        <w:t>Create new spec files</w:t>
-      </w:r>
-      <w:r>
-        <w:t xml:space="preserve"> (if needed) in the </w:t>
-      </w:r>
-      <w:r>
-        <w:rPr>
-          <w:b/>
-          <w:bCs/>
-        </w:rPr>
-        <w:t>e2e/perspectives</w:t>
-      </w:r>
-      <w:r>
-        <w:t xml:space="preserve"> folder.</w:t>
-      </w:r>
-    </w:p>
-    <w:p>
-      <w:pPr>
-        <w:numPr>
-          <w:ilvl w:val="0"/>
-          <w:numId w:val="14"/>
-        </w:numPr>
-        <w:spacing w:after="0"/>
-      </w:pPr>
-      <w:r>
-        <w:t xml:space="preserve">Follow </w:t>
-      </w:r>
-      <w:r>
-        <w:rPr>
-          <w:b/>
-          <w:bCs/>
-        </w:rPr>
-        <w:t xml:space="preserve">Cypress </w:t>
-      </w:r>
-      <w:r>
-        <w:rPr>
-          <w:b/>
-          <w:bCs/>
-        </w:rPr>
-        <w:t xml:space="preserve">with </w:t>
-      </w:r>
-      <w:proofErr w:type="gramStart"/>
-      <w:r>
-        <w:rPr>
-          <w:b/>
-          <w:bCs/>
-        </w:rPr>
-        <w:t xml:space="preserve">Typescript </w:t>
-      </w:r>
-      <w:r>
-        <w:t xml:space="preserve"> while</w:t>
-      </w:r>
-      <w:proofErr w:type="gramEnd"/>
-      <w:r>
-        <w:t xml:space="preserve"> implementing new tests.</w:t>
-      </w:r>
-    </w:p>
-    <w:p>
-      <w:pPr>
-        <w:numPr>
-          <w:ilvl w:val="0"/>
-          <w:numId w:val="14"/>
-        </w:numPr>
-        <w:spacing w:after="0"/>
-      </w:pPr>
-      <w:r>
-        <w:t xml:space="preserve">Ensure that </w:t>
-      </w:r>
-      <w:r>
-        <w:rPr>
-          <w:b/>
-          <w:bCs/>
-        </w:rPr>
-        <w:t>no existing files</w:t>
-      </w:r>
-      <w:r>
-        <w:t xml:space="preserve"> are overwritten or modified during this process.</w:t>
-      </w:r>
-    </w:p>
-    <w:p>
-      <w:pPr>
-        <w:spacing w:after="0"/>
-        <w:rPr>
-          <w:b/>
-          <w:bCs/>
-        </w:rPr>
-      </w:pPr>
-      <w:r>
-        <w:rPr>
-          <w:b/>
-          <w:bCs/>
-        </w:rPr>
-        <w:t>Step 4: Execute the Newly Created Tests</w:t>
-      </w:r>
-    </w:p>
-    <w:p>
-      <w:pPr>
-        <w:numPr>
-          <w:ilvl w:val="0"/>
-          <w:numId w:val="15"/>
-        </w:numPr>
-        <w:spacing w:after="0"/>
-      </w:pPr>
-      <w:r>
-        <w:t xml:space="preserve">Run only the newly created test cases using the </w:t>
-      </w:r>
-      <w:r>
-        <w:rPr>
-          <w:b/>
-          <w:bCs/>
-        </w:rPr>
-        <w:t>command prompt</w:t>
-      </w:r>
-      <w:r>
-        <w:t>:</w:t>
-      </w:r>
-    </w:p>
-    <w:p>
-      <w:pPr>
-        <w:numPr>
-          <w:ilvl w:val="0"/>
-          <w:numId w:val="15"/>
-        </w:numPr>
-        <w:spacing w:after="0"/>
-      </w:pPr>
-      <w:r>
-        <w:t xml:space="preserve">Capture the </w:t>
-      </w:r>
-      <w:r>
-        <w:rPr>
-          <w:b/>
-          <w:bCs/>
-        </w:rPr>
-        <w:t>test run results</w:t>
-      </w:r>
-      <w:r>
-        <w:t xml:space="preserve"> and verify that all scenarios are executed successfully.</w:t>
-      </w:r>
-    </w:p>
-    <w:p>
-      <w:pPr>
-        <w:spacing w:after="0"/>
-        <w:rPr>
-          <w:b/>
-          <w:bCs/>
-        </w:rPr>
-      </w:pPr>
-      <w:r>
-        <w:rPr>
-          <w:b/>
-          <w:bCs/>
-        </w:rPr>
-        <w:t>Step 5: Generate and Share the Report</w:t>
-      </w:r>
-    </w:p>
-    <w:p>
-      <w:pPr>
-        <w:numPr>
-          <w:ilvl w:val="0"/>
-          <w:numId w:val="16"/>
-        </w:numPr>
-        <w:spacing w:after="0"/>
-      </w:pPr>
-      <w:r>
-        <w:t xml:space="preserve">Generate a </w:t>
-      </w:r>
-      <w:r>
-        <w:rPr>
-          <w:b/>
-          <w:bCs/>
-        </w:rPr>
-        <w:t>detailed test report</w:t>
-      </w:r>
-      <w:r>
-        <w:t xml:space="preserve"> for the newly created test cases.</w:t>
-      </w:r>
-    </w:p>
-    <w:p>
-      <w:pPr>
-        <w:numPr>
-          <w:ilvl w:val="0"/>
-          <w:numId w:val="16"/>
-        </w:numPr>
-        <w:spacing w:after="0"/>
-      </w:pPr>
-      <w:r>
-        <w:t>Share the report indicating:</w:t>
-      </w:r>
-    </w:p>
-    <w:p>
-      <w:pPr>
-        <w:numPr>
-          <w:ilvl w:val="1"/>
-          <w:numId w:val="16"/>
-        </w:numPr>
-        <w:spacing w:after="0"/>
-      </w:pPr>
-      <w:r>
-        <w:t>Newly covered scenarios.</w:t>
-      </w:r>
-    </w:p>
-    <w:p>
-      <w:pPr>
-        <w:numPr>
-          <w:ilvl w:val="1"/>
-          <w:numId w:val="16"/>
-        </w:numPr>
-        <w:spacing w:after="0"/>
-      </w:pPr>
-      <w:r>
-        <w:t>Any issues or discrepancies found.</w:t>
-      </w:r>
-    </w:p>
-    <w:p>
-      <w:pPr>
-        <w:numPr>
-          <w:ilvl w:val="1"/>
-          <w:numId w:val="16"/>
-        </w:numPr>
-        <w:spacing w:after="0"/>
-      </w:pPr>
-      <w:r>
-        <w:t>Status of test execution (pass/fail).</w:t>
-      </w:r>
-    </w:p>
-    <w:p>
-      <w:pPr>
-        <w:spacing w:after="0"/>
-        <w:rPr>
-          <w:b/>
-          <w:bCs/>
-        </w:rPr>
-      </w:pPr>
-      <w:r>
-        <w:rPr>
-          <w:b/>
-          <w:bCs/>
-        </w:rPr>
-        <w:t>Expected Outcome:</w:t>
-      </w:r>
-    </w:p>
-    <w:p>
-      <w:pPr>
-        <w:numPr>
-          <w:ilvl w:val="0"/>
-          <w:numId w:val="17"/>
-        </w:numPr>
-        <w:spacing w:after="0"/>
-      </w:pPr>
-      <w:r>
-        <w:t>The enhanced automation project should cover all missing scenarios without modifying existing files.</w:t>
-      </w:r>
-    </w:p>
-    <w:p>
-      <w:pPr>
-        <w:numPr>
-          <w:ilvl w:val="0"/>
-          <w:numId w:val="17"/>
-        </w:numPr>
-        <w:spacing w:after="0"/>
-      </w:pPr>
-      <w:r>
-        <w:t xml:space="preserve">The newly created test cases should </w:t>
-      </w:r>
-      <w:proofErr w:type="gramStart"/>
-      <w:r>
-        <w:t>pass</w:t>
-      </w:r>
-      <w:proofErr w:type="gramEnd"/>
-      <w:r>
-        <w:t xml:space="preserve"> successfully and provide a comprehensive report.</w:t>
-      </w:r>
-    </w:p>
-    <w:p>
-      <w:pPr>
-        <w:numPr>
-          <w:ilvl w:val="0"/>
-          <w:numId w:val="17"/>
-        </w:numPr>
-        <w:spacing w:after="0"/>
-      </w:pPr>
-      <w:r>
-        <w:t>Improved test coverage for the identified gaps while maintaining existing functionality.</w:t>
-      </w:r>
+      <w:r>
+        <w:t xml:space="preserve">, </w:t>
+      </w:r>
+      <w:hyperlink r:id="rId17" w:history="1">
+        <w:r>
+          <w:rPr>
+            <w:rStyle w:val="Hyperlink"/>
+          </w:rPr>
+          <w:t>[PP-11728]</w:t>
+        </w:r>
+      </w:hyperlink>
+      <w:r>
+        <w:t xml:space="preserve">, </w:t>
+      </w:r>
+      <w:hyperlink r:id="rId18" w:history="1">
+        <w:r>
+          <w:rPr>
+            <w:rStyle w:val="Hyperlink"/>
+          </w:rPr>
+          <w:t xml:space="preserve">[PP-11704] </w:t>
+        </w:r>
+      </w:hyperlink>
+    </w:p>
+    <w:p>
+      <w:pPr>
+        <w:spacing w:after="0"/>
+      </w:pPr>
     </w:p>
     <w:p>
       <w:pPr>
@@ -2726,6 +1592,155 @@
     </w:lvl>
   </w:abstractNum>
   <w:abstractNum w:abstractNumId="1" w15:restartNumberingAfterBreak="0">
+    <w:nsid w:val="099E358A"/>
+    <w:multiLevelType w:val="multilevel"/>
+    <w:tmpl w:val="57108B1C"/>
+    <w:lvl w:ilvl="0">
+      <w:start w:val="1"/>
+      <w:numFmt w:val="bullet"/>
+      <w:lvlText w:val=""/>
+      <w:lvlJc w:val="left"/>
+      <w:pPr>
+        <w:tabs>
+          <w:tab w:val="num" w:pos="720"/>
+        </w:tabs>
+        <w:ind w:left="720" w:hanging="360"/>
+      </w:pPr>
+      <w:rPr>
+        <w:rFonts w:ascii="Symbol" w:hAnsi="Symbol" w:hint="default"/>
+        <w:sz w:val="20"/>
+      </w:rPr>
+    </w:lvl>
+    <w:lvl w:ilvl="1">
+      <w:start w:val="1"/>
+      <w:numFmt w:val="bullet"/>
+      <w:lvlText w:val="o"/>
+      <w:lvlJc w:val="left"/>
+      <w:pPr>
+        <w:tabs>
+          <w:tab w:val="num" w:pos="1440"/>
+        </w:tabs>
+        <w:ind w:left="1440" w:hanging="360"/>
+      </w:pPr>
+      <w:rPr>
+        <w:rFonts w:ascii="Courier New" w:hAnsi="Courier New" w:cs="Times New Roman" w:hint="default"/>
+        <w:sz w:val="20"/>
+      </w:rPr>
+    </w:lvl>
+    <w:lvl w:ilvl="2">
+      <w:start w:val="1"/>
+      <w:numFmt w:val="bullet"/>
+      <w:lvlText w:val=""/>
+      <w:lvlJc w:val="left"/>
+      <w:pPr>
+        <w:tabs>
+          <w:tab w:val="num" w:pos="2160"/>
+        </w:tabs>
+        <w:ind w:left="2160" w:hanging="360"/>
+      </w:pPr>
+      <w:rPr>
+        <w:rFonts w:ascii="Wingdings" w:hAnsi="Wingdings" w:hint="default"/>
+        <w:sz w:val="20"/>
+      </w:rPr>
+    </w:lvl>
+    <w:lvl w:ilvl="3">
+      <w:start w:val="1"/>
+      <w:numFmt w:val="bullet"/>
+      <w:lvlText w:val=""/>
+      <w:lvlJc w:val="left"/>
+      <w:pPr>
+        <w:tabs>
+          <w:tab w:val="num" w:pos="2880"/>
+        </w:tabs>
+        <w:ind w:left="2880" w:hanging="360"/>
+      </w:pPr>
+      <w:rPr>
+        <w:rFonts w:ascii="Wingdings" w:hAnsi="Wingdings" w:hint="default"/>
+        <w:sz w:val="20"/>
+      </w:rPr>
+    </w:lvl>
+    <w:lvl w:ilvl="4">
+      <w:start w:val="1"/>
+      <w:numFmt w:val="bullet"/>
+      <w:lvlText w:val=""/>
+      <w:lvlJc w:val="left"/>
+      <w:pPr>
+        <w:tabs>
+          <w:tab w:val="num" w:pos="3600"/>
+        </w:tabs>
+        <w:ind w:left="3600" w:hanging="360"/>
+      </w:pPr>
+      <w:rPr>
+        <w:rFonts w:ascii="Wingdings" w:hAnsi="Wingdings" w:hint="default"/>
+        <w:sz w:val="20"/>
+      </w:rPr>
+    </w:lvl>
+    <w:lvl w:ilvl="5">
+      <w:start w:val="1"/>
+      <w:numFmt w:val="bullet"/>
+      <w:lvlText w:val=""/>
+      <w:lvlJc w:val="left"/>
+      <w:pPr>
+        <w:tabs>
+          <w:tab w:val="num" w:pos="4320"/>
+        </w:tabs>
+        <w:ind w:left="4320" w:hanging="360"/>
+      </w:pPr>
+      <w:rPr>
+        <w:rFonts w:ascii="Wingdings" w:hAnsi="Wingdings" w:hint="default"/>
+        <w:sz w:val="20"/>
+      </w:rPr>
+    </w:lvl>
+    <w:lvl w:ilvl="6">
+      <w:start w:val="1"/>
+      <w:numFmt w:val="bullet"/>
+      <w:lvlText w:val=""/>
+      <w:lvlJc w:val="left"/>
+      <w:pPr>
+        <w:tabs>
+          <w:tab w:val="num" w:pos="5040"/>
+        </w:tabs>
+        <w:ind w:left="5040" w:hanging="360"/>
+      </w:pPr>
+      <w:rPr>
+        <w:rFonts w:ascii="Wingdings" w:hAnsi="Wingdings" w:hint="default"/>
+        <w:sz w:val="20"/>
+      </w:rPr>
+    </w:lvl>
+    <w:lvl w:ilvl="7">
+      <w:start w:val="1"/>
+      <w:numFmt w:val="bullet"/>
+      <w:lvlText w:val=""/>
+      <w:lvlJc w:val="left"/>
+      <w:pPr>
+        <w:tabs>
+          <w:tab w:val="num" w:pos="5760"/>
+        </w:tabs>
+        <w:ind w:left="5760" w:hanging="360"/>
+      </w:pPr>
+      <w:rPr>
+        <w:rFonts w:ascii="Wingdings" w:hAnsi="Wingdings" w:hint="default"/>
+        <w:sz w:val="20"/>
+      </w:rPr>
+    </w:lvl>
+    <w:lvl w:ilvl="8">
+      <w:start w:val="1"/>
+      <w:numFmt w:val="bullet"/>
+      <w:lvlText w:val=""/>
+      <w:lvlJc w:val="left"/>
+      <w:pPr>
+        <w:tabs>
+          <w:tab w:val="num" w:pos="6480"/>
+        </w:tabs>
+        <w:ind w:left="6480" w:hanging="360"/>
+      </w:pPr>
+      <w:rPr>
+        <w:rFonts w:ascii="Wingdings" w:hAnsi="Wingdings" w:hint="default"/>
+        <w:sz w:val="20"/>
+      </w:rPr>
+    </w:lvl>
+  </w:abstractNum>
+  <w:abstractNum w:abstractNumId="2" w15:restartNumberingAfterBreak="0">
     <w:nsid w:val="09C921AD"/>
     <w:multiLevelType w:val="multilevel"/>
     <w:tmpl w:val="68CA7414"/>
@@ -2842,7 +1857,7 @@
       </w:pPr>
     </w:lvl>
   </w:abstractNum>
-  <w:abstractNum w:abstractNumId="2" w15:restartNumberingAfterBreak="0">
+  <w:abstractNum w:abstractNumId="3" w15:restartNumberingAfterBreak="0">
     <w:nsid w:val="11A645F5"/>
     <w:multiLevelType w:val="multilevel"/>
     <w:tmpl w:val="F45E4500"/>
@@ -2991,7 +2006,7 @@
       </w:rPr>
     </w:lvl>
   </w:abstractNum>
-  <w:abstractNum w:abstractNumId="3" w15:restartNumberingAfterBreak="0">
+  <w:abstractNum w:abstractNumId="4" w15:restartNumberingAfterBreak="0">
     <w:nsid w:val="121610F6"/>
     <w:multiLevelType w:val="multilevel"/>
     <w:tmpl w:val="E042FDE6"/>
@@ -3140,7 +2155,120 @@
       </w:rPr>
     </w:lvl>
   </w:abstractNum>
-  <w:abstractNum w:abstractNumId="4" w15:restartNumberingAfterBreak="0">
+  <w:abstractNum w:abstractNumId="5" w15:restartNumberingAfterBreak="0">
+    <w:nsid w:val="162C5B2F"/>
+    <w:multiLevelType w:val="hybridMultilevel"/>
+    <w:tmpl w:val="CE4852C6"/>
+    <w:lvl w:ilvl="0" w:tplc="04090001">
+      <w:start w:val="1"/>
+      <w:numFmt w:val="bullet"/>
+      <w:lvlText w:val=""/>
+      <w:lvlJc w:val="left"/>
+      <w:pPr>
+        <w:ind w:left="720" w:hanging="360"/>
+      </w:pPr>
+      <w:rPr>
+        <w:rFonts w:ascii="Symbol" w:hAnsi="Symbol" w:hint="default"/>
+      </w:rPr>
+    </w:lvl>
+    <w:lvl w:ilvl="1" w:tplc="04090003">
+      <w:start w:val="1"/>
+      <w:numFmt w:val="bullet"/>
+      <w:lvlText w:val="o"/>
+      <w:lvlJc w:val="left"/>
+      <w:pPr>
+        <w:ind w:left="1440" w:hanging="360"/>
+      </w:pPr>
+      <w:rPr>
+        <w:rFonts w:ascii="Courier New" w:hAnsi="Courier New" w:cs="Courier New" w:hint="default"/>
+      </w:rPr>
+    </w:lvl>
+    <w:lvl w:ilvl="2" w:tplc="04090005">
+      <w:start w:val="1"/>
+      <w:numFmt w:val="bullet"/>
+      <w:lvlText w:val=""/>
+      <w:lvlJc w:val="left"/>
+      <w:pPr>
+        <w:ind w:left="2160" w:hanging="360"/>
+      </w:pPr>
+      <w:rPr>
+        <w:rFonts w:ascii="Wingdings" w:hAnsi="Wingdings" w:hint="default"/>
+      </w:rPr>
+    </w:lvl>
+    <w:lvl w:ilvl="3" w:tplc="04090001">
+      <w:start w:val="1"/>
+      <w:numFmt w:val="bullet"/>
+      <w:lvlText w:val=""/>
+      <w:lvlJc w:val="left"/>
+      <w:pPr>
+        <w:ind w:left="2880" w:hanging="360"/>
+      </w:pPr>
+      <w:rPr>
+        <w:rFonts w:ascii="Symbol" w:hAnsi="Symbol" w:hint="default"/>
+      </w:rPr>
+    </w:lvl>
+    <w:lvl w:ilvl="4" w:tplc="04090003">
+      <w:start w:val="1"/>
+      <w:numFmt w:val="bullet"/>
+      <w:lvlText w:val="o"/>
+      <w:lvlJc w:val="left"/>
+      <w:pPr>
+        <w:ind w:left="3600" w:hanging="360"/>
+      </w:pPr>
+      <w:rPr>
+        <w:rFonts w:ascii="Courier New" w:hAnsi="Courier New" w:cs="Courier New" w:hint="default"/>
+      </w:rPr>
+    </w:lvl>
+    <w:lvl w:ilvl="5" w:tplc="04090005">
+      <w:start w:val="1"/>
+      <w:numFmt w:val="bullet"/>
+      <w:lvlText w:val=""/>
+      <w:lvlJc w:val="left"/>
+      <w:pPr>
+        <w:ind w:left="4320" w:hanging="360"/>
+      </w:pPr>
+      <w:rPr>
+        <w:rFonts w:ascii="Wingdings" w:hAnsi="Wingdings" w:hint="default"/>
+      </w:rPr>
+    </w:lvl>
+    <w:lvl w:ilvl="6" w:tplc="04090001">
+      <w:start w:val="1"/>
+      <w:numFmt w:val="bullet"/>
+      <w:lvlText w:val=""/>
+      <w:lvlJc w:val="left"/>
+      <w:pPr>
+        <w:ind w:left="5040" w:hanging="360"/>
+      </w:pPr>
+      <w:rPr>
+        <w:rFonts w:ascii="Symbol" w:hAnsi="Symbol" w:hint="default"/>
+      </w:rPr>
+    </w:lvl>
+    <w:lvl w:ilvl="7" w:tplc="04090003">
+      <w:start w:val="1"/>
+      <w:numFmt w:val="bullet"/>
+      <w:lvlText w:val="o"/>
+      <w:lvlJc w:val="left"/>
+      <w:pPr>
+        <w:ind w:left="5760" w:hanging="360"/>
+      </w:pPr>
+      <w:rPr>
+        <w:rFonts w:ascii="Courier New" w:hAnsi="Courier New" w:cs="Courier New" w:hint="default"/>
+      </w:rPr>
+    </w:lvl>
+    <w:lvl w:ilvl="8" w:tplc="04090005">
+      <w:start w:val="1"/>
+      <w:numFmt w:val="bullet"/>
+      <w:lvlText w:val=""/>
+      <w:lvlJc w:val="left"/>
+      <w:pPr>
+        <w:ind w:left="6480" w:hanging="360"/>
+      </w:pPr>
+      <w:rPr>
+        <w:rFonts w:ascii="Wingdings" w:hAnsi="Wingdings" w:hint="default"/>
+      </w:rPr>
+    </w:lvl>
+  </w:abstractNum>
+  <w:abstractNum w:abstractNumId="6" w15:restartNumberingAfterBreak="0">
     <w:nsid w:val="1A86381B"/>
     <w:multiLevelType w:val="multilevel"/>
     <w:tmpl w:val="55FC3AA0"/>
@@ -3289,7 +2417,156 @@
       </w:rPr>
     </w:lvl>
   </w:abstractNum>
-  <w:abstractNum w:abstractNumId="5" w15:restartNumberingAfterBreak="0">
+  <w:abstractNum w:abstractNumId="7" w15:restartNumberingAfterBreak="0">
+    <w:nsid w:val="1AD87CA0"/>
+    <w:multiLevelType w:val="multilevel"/>
+    <w:tmpl w:val="C4DC9EE4"/>
+    <w:lvl w:ilvl="0">
+      <w:start w:val="1"/>
+      <w:numFmt w:val="bullet"/>
+      <w:lvlText w:val=""/>
+      <w:lvlJc w:val="left"/>
+      <w:pPr>
+        <w:tabs>
+          <w:tab w:val="num" w:pos="720"/>
+        </w:tabs>
+        <w:ind w:left="720" w:hanging="360"/>
+      </w:pPr>
+      <w:rPr>
+        <w:rFonts w:ascii="Symbol" w:hAnsi="Symbol" w:hint="default"/>
+        <w:sz w:val="20"/>
+      </w:rPr>
+    </w:lvl>
+    <w:lvl w:ilvl="1">
+      <w:start w:val="1"/>
+      <w:numFmt w:val="bullet"/>
+      <w:lvlText w:val="o"/>
+      <w:lvlJc w:val="left"/>
+      <w:pPr>
+        <w:tabs>
+          <w:tab w:val="num" w:pos="1440"/>
+        </w:tabs>
+        <w:ind w:left="1440" w:hanging="360"/>
+      </w:pPr>
+      <w:rPr>
+        <w:rFonts w:ascii="Courier New" w:hAnsi="Courier New" w:cs="Times New Roman" w:hint="default"/>
+        <w:sz w:val="20"/>
+      </w:rPr>
+    </w:lvl>
+    <w:lvl w:ilvl="2">
+      <w:start w:val="1"/>
+      <w:numFmt w:val="bullet"/>
+      <w:lvlText w:val=""/>
+      <w:lvlJc w:val="left"/>
+      <w:pPr>
+        <w:tabs>
+          <w:tab w:val="num" w:pos="2160"/>
+        </w:tabs>
+        <w:ind w:left="2160" w:hanging="360"/>
+      </w:pPr>
+      <w:rPr>
+        <w:rFonts w:ascii="Wingdings" w:hAnsi="Wingdings" w:hint="default"/>
+        <w:sz w:val="20"/>
+      </w:rPr>
+    </w:lvl>
+    <w:lvl w:ilvl="3">
+      <w:start w:val="1"/>
+      <w:numFmt w:val="bullet"/>
+      <w:lvlText w:val=""/>
+      <w:lvlJc w:val="left"/>
+      <w:pPr>
+        <w:tabs>
+          <w:tab w:val="num" w:pos="2880"/>
+        </w:tabs>
+        <w:ind w:left="2880" w:hanging="360"/>
+      </w:pPr>
+      <w:rPr>
+        <w:rFonts w:ascii="Wingdings" w:hAnsi="Wingdings" w:hint="default"/>
+        <w:sz w:val="20"/>
+      </w:rPr>
+    </w:lvl>
+    <w:lvl w:ilvl="4">
+      <w:start w:val="1"/>
+      <w:numFmt w:val="bullet"/>
+      <w:lvlText w:val=""/>
+      <w:lvlJc w:val="left"/>
+      <w:pPr>
+        <w:tabs>
+          <w:tab w:val="num" w:pos="3600"/>
+        </w:tabs>
+        <w:ind w:left="3600" w:hanging="360"/>
+      </w:pPr>
+      <w:rPr>
+        <w:rFonts w:ascii="Wingdings" w:hAnsi="Wingdings" w:hint="default"/>
+        <w:sz w:val="20"/>
+      </w:rPr>
+    </w:lvl>
+    <w:lvl w:ilvl="5">
+      <w:start w:val="1"/>
+      <w:numFmt w:val="bullet"/>
+      <w:lvlText w:val=""/>
+      <w:lvlJc w:val="left"/>
+      <w:pPr>
+        <w:tabs>
+          <w:tab w:val="num" w:pos="4320"/>
+        </w:tabs>
+        <w:ind w:left="4320" w:hanging="360"/>
+      </w:pPr>
+      <w:rPr>
+        <w:rFonts w:ascii="Wingdings" w:hAnsi="Wingdings" w:hint="default"/>
+        <w:sz w:val="20"/>
+      </w:rPr>
+    </w:lvl>
+    <w:lvl w:ilvl="6">
+      <w:start w:val="1"/>
+      <w:numFmt w:val="bullet"/>
+      <w:lvlText w:val=""/>
+      <w:lvlJc w:val="left"/>
+      <w:pPr>
+        <w:tabs>
+          <w:tab w:val="num" w:pos="5040"/>
+        </w:tabs>
+        <w:ind w:left="5040" w:hanging="360"/>
+      </w:pPr>
+      <w:rPr>
+        <w:rFonts w:ascii="Wingdings" w:hAnsi="Wingdings" w:hint="default"/>
+        <w:sz w:val="20"/>
+      </w:rPr>
+    </w:lvl>
+    <w:lvl w:ilvl="7">
+      <w:start w:val="1"/>
+      <w:numFmt w:val="bullet"/>
+      <w:lvlText w:val=""/>
+      <w:lvlJc w:val="left"/>
+      <w:pPr>
+        <w:tabs>
+          <w:tab w:val="num" w:pos="5760"/>
+        </w:tabs>
+        <w:ind w:left="5760" w:hanging="360"/>
+      </w:pPr>
+      <w:rPr>
+        <w:rFonts w:ascii="Wingdings" w:hAnsi="Wingdings" w:hint="default"/>
+        <w:sz w:val="20"/>
+      </w:rPr>
+    </w:lvl>
+    <w:lvl w:ilvl="8">
+      <w:start w:val="1"/>
+      <w:numFmt w:val="bullet"/>
+      <w:lvlText w:val=""/>
+      <w:lvlJc w:val="left"/>
+      <w:pPr>
+        <w:tabs>
+          <w:tab w:val="num" w:pos="6480"/>
+        </w:tabs>
+        <w:ind w:left="6480" w:hanging="360"/>
+      </w:pPr>
+      <w:rPr>
+        <w:rFonts w:ascii="Wingdings" w:hAnsi="Wingdings" w:hint="default"/>
+        <w:sz w:val="20"/>
+      </w:rPr>
+    </w:lvl>
+  </w:abstractNum>
+  <w:abstractNum w:abstractNumId="8" w15:restartNumberingAfterBreak="0">
     <w:nsid w:val="292368C0"/>
     <w:multiLevelType w:val="multilevel"/>
     <w:tmpl w:val="CFA68ECE"/>
@@ -3438,7 +2715,7 @@
       </w:rPr>
     </w:lvl>
   </w:abstractNum>
-  <w:abstractNum w:abstractNumId="6" w15:restartNumberingAfterBreak="0">
+  <w:abstractNum w:abstractNumId="9" w15:restartNumberingAfterBreak="0">
     <w:nsid w:val="295D120E"/>
     <w:multiLevelType w:val="multilevel"/>
     <w:tmpl w:val="9B3A7546"/>
@@ -3559,7 +2836,7 @@
       </w:pPr>
     </w:lvl>
   </w:abstractNum>
-  <w:abstractNum w:abstractNumId="7" w15:restartNumberingAfterBreak="0">
+  <w:abstractNum w:abstractNumId="10" w15:restartNumberingAfterBreak="0">
     <w:nsid w:val="33405A04"/>
     <w:multiLevelType w:val="multilevel"/>
     <w:tmpl w:val="0E761BEE"/>
@@ -3708,7 +2985,7 @@
       </w:rPr>
     </w:lvl>
   </w:abstractNum>
-  <w:abstractNum w:abstractNumId="8" w15:restartNumberingAfterBreak="0">
+  <w:abstractNum w:abstractNumId="11" w15:restartNumberingAfterBreak="0">
     <w:nsid w:val="40E3097B"/>
     <w:multiLevelType w:val="multilevel"/>
     <w:tmpl w:val="CDA24F12"/>
@@ -3857,7 +3134,7 @@
       </w:rPr>
     </w:lvl>
   </w:abstractNum>
-  <w:abstractNum w:abstractNumId="9" w15:restartNumberingAfterBreak="0">
+  <w:abstractNum w:abstractNumId="12" w15:restartNumberingAfterBreak="0">
     <w:nsid w:val="42753E69"/>
     <w:multiLevelType w:val="multilevel"/>
     <w:tmpl w:val="FC3ADF5A"/>
@@ -4006,7 +3283,7 @@
       </w:rPr>
     </w:lvl>
   </w:abstractNum>
-  <w:abstractNum w:abstractNumId="10" w15:restartNumberingAfterBreak="0">
+  <w:abstractNum w:abstractNumId="13" w15:restartNumberingAfterBreak="0">
     <w:nsid w:val="486E6F7E"/>
     <w:multiLevelType w:val="multilevel"/>
     <w:tmpl w:val="0F7A0616"/>
@@ -4155,7 +3432,7 @@
       </w:rPr>
     </w:lvl>
   </w:abstractNum>
-  <w:abstractNum w:abstractNumId="11" w15:restartNumberingAfterBreak="0">
+  <w:abstractNum w:abstractNumId="14" w15:restartNumberingAfterBreak="0">
     <w:nsid w:val="4EE976E1"/>
     <w:multiLevelType w:val="multilevel"/>
     <w:tmpl w:val="D332CCD6"/>
@@ -4304,7 +3581,7 @@
       </w:rPr>
     </w:lvl>
   </w:abstractNum>
-  <w:abstractNum w:abstractNumId="12" w15:restartNumberingAfterBreak="0">
+  <w:abstractNum w:abstractNumId="15" w15:restartNumberingAfterBreak="0">
     <w:nsid w:val="5A2059E1"/>
     <w:multiLevelType w:val="multilevel"/>
     <w:tmpl w:val="ABFED626"/>
@@ -4453,7 +3730,156 @@
       </w:rPr>
     </w:lvl>
   </w:abstractNum>
-  <w:abstractNum w:abstractNumId="13" w15:restartNumberingAfterBreak="0">
+  <w:abstractNum w:abstractNumId="16" w15:restartNumberingAfterBreak="0">
+    <w:nsid w:val="619F5D5A"/>
+    <w:multiLevelType w:val="multilevel"/>
+    <w:tmpl w:val="2D7099E8"/>
+    <w:lvl w:ilvl="0">
+      <w:start w:val="1"/>
+      <w:numFmt w:val="bullet"/>
+      <w:lvlText w:val=""/>
+      <w:lvlJc w:val="left"/>
+      <w:pPr>
+        <w:tabs>
+          <w:tab w:val="num" w:pos="720"/>
+        </w:tabs>
+        <w:ind w:left="720" w:hanging="360"/>
+      </w:pPr>
+      <w:rPr>
+        <w:rFonts w:ascii="Symbol" w:hAnsi="Symbol" w:hint="default"/>
+        <w:sz w:val="20"/>
+      </w:rPr>
+    </w:lvl>
+    <w:lvl w:ilvl="1">
+      <w:start w:val="1"/>
+      <w:numFmt w:val="bullet"/>
+      <w:lvlText w:val="o"/>
+      <w:lvlJc w:val="left"/>
+      <w:pPr>
+        <w:tabs>
+          <w:tab w:val="num" w:pos="1440"/>
+        </w:tabs>
+        <w:ind w:left="1440" w:hanging="360"/>
+      </w:pPr>
+      <w:rPr>
+        <w:rFonts w:ascii="Courier New" w:hAnsi="Courier New" w:cs="Times New Roman" w:hint="default"/>
+        <w:sz w:val="20"/>
+      </w:rPr>
+    </w:lvl>
+    <w:lvl w:ilvl="2">
+      <w:start w:val="1"/>
+      <w:numFmt w:val="bullet"/>
+      <w:lvlText w:val=""/>
+      <w:lvlJc w:val="left"/>
+      <w:pPr>
+        <w:tabs>
+          <w:tab w:val="num" w:pos="2160"/>
+        </w:tabs>
+        <w:ind w:left="2160" w:hanging="360"/>
+      </w:pPr>
+      <w:rPr>
+        <w:rFonts w:ascii="Wingdings" w:hAnsi="Wingdings" w:hint="default"/>
+        <w:sz w:val="20"/>
+      </w:rPr>
+    </w:lvl>
+    <w:lvl w:ilvl="3">
+      <w:start w:val="1"/>
+      <w:numFmt w:val="bullet"/>
+      <w:lvlText w:val=""/>
+      <w:lvlJc w:val="left"/>
+      <w:pPr>
+        <w:tabs>
+          <w:tab w:val="num" w:pos="2880"/>
+        </w:tabs>
+        <w:ind w:left="2880" w:hanging="360"/>
+      </w:pPr>
+      <w:rPr>
+        <w:rFonts w:ascii="Wingdings" w:hAnsi="Wingdings" w:hint="default"/>
+        <w:sz w:val="20"/>
+      </w:rPr>
+    </w:lvl>
+    <w:lvl w:ilvl="4">
+      <w:start w:val="1"/>
+      <w:numFmt w:val="bullet"/>
+      <w:lvlText w:val=""/>
+      <w:lvlJc w:val="left"/>
+      <w:pPr>
+        <w:tabs>
+          <w:tab w:val="num" w:pos="3600"/>
+        </w:tabs>
+        <w:ind w:left="3600" w:hanging="360"/>
+      </w:pPr>
+      <w:rPr>
+        <w:rFonts w:ascii="Wingdings" w:hAnsi="Wingdings" w:hint="default"/>
+        <w:sz w:val="20"/>
+      </w:rPr>
+    </w:lvl>
+    <w:lvl w:ilvl="5">
+      <w:start w:val="1"/>
+      <w:numFmt w:val="bullet"/>
+      <w:lvlText w:val=""/>
+      <w:lvlJc w:val="left"/>
+      <w:pPr>
+        <w:tabs>
+          <w:tab w:val="num" w:pos="4320"/>
+        </w:tabs>
+        <w:ind w:left="4320" w:hanging="360"/>
+      </w:pPr>
+      <w:rPr>
+        <w:rFonts w:ascii="Wingdings" w:hAnsi="Wingdings" w:hint="default"/>
+        <w:sz w:val="20"/>
+      </w:rPr>
+    </w:lvl>
+    <w:lvl w:ilvl="6">
+      <w:start w:val="1"/>
+      <w:numFmt w:val="bullet"/>
+      <w:lvlText w:val=""/>
+      <w:lvlJc w:val="left"/>
+      <w:pPr>
+        <w:tabs>
+          <w:tab w:val="num" w:pos="5040"/>
+        </w:tabs>
+        <w:ind w:left="5040" w:hanging="360"/>
+      </w:pPr>
+      <w:rPr>
+        <w:rFonts w:ascii="Wingdings" w:hAnsi="Wingdings" w:hint="default"/>
+        <w:sz w:val="20"/>
+      </w:rPr>
+    </w:lvl>
+    <w:lvl w:ilvl="7">
+      <w:start w:val="1"/>
+      <w:numFmt w:val="bullet"/>
+      <w:lvlText w:val=""/>
+      <w:lvlJc w:val="left"/>
+      <w:pPr>
+        <w:tabs>
+          <w:tab w:val="num" w:pos="5760"/>
+        </w:tabs>
+        <w:ind w:left="5760" w:hanging="360"/>
+      </w:pPr>
+      <w:rPr>
+        <w:rFonts w:ascii="Wingdings" w:hAnsi="Wingdings" w:hint="default"/>
+        <w:sz w:val="20"/>
+      </w:rPr>
+    </w:lvl>
+    <w:lvl w:ilvl="8">
+      <w:start w:val="1"/>
+      <w:numFmt w:val="bullet"/>
+      <w:lvlText w:val=""/>
+      <w:lvlJc w:val="left"/>
+      <w:pPr>
+        <w:tabs>
+          <w:tab w:val="num" w:pos="6480"/>
+        </w:tabs>
+        <w:ind w:left="6480" w:hanging="360"/>
+      </w:pPr>
+      <w:rPr>
+        <w:rFonts w:ascii="Wingdings" w:hAnsi="Wingdings" w:hint="default"/>
+        <w:sz w:val="20"/>
+      </w:rPr>
+    </w:lvl>
+  </w:abstractNum>
+  <w:abstractNum w:abstractNumId="17" w15:restartNumberingAfterBreak="0">
     <w:nsid w:val="69995BB0"/>
     <w:multiLevelType w:val="multilevel"/>
     <w:tmpl w:val="76B45314"/>
@@ -4570,7 +3996,7 @@
       </w:pPr>
     </w:lvl>
   </w:abstractNum>
-  <w:abstractNum w:abstractNumId="14" w15:restartNumberingAfterBreak="0">
+  <w:abstractNum w:abstractNumId="18" w15:restartNumberingAfterBreak="0">
     <w:nsid w:val="6C402F17"/>
     <w:multiLevelType w:val="multilevel"/>
     <w:tmpl w:val="65E44562"/>
@@ -4719,7 +4145,7 @@
       </w:rPr>
     </w:lvl>
   </w:abstractNum>
-  <w:abstractNum w:abstractNumId="15" w15:restartNumberingAfterBreak="0">
+  <w:abstractNum w:abstractNumId="19" w15:restartNumberingAfterBreak="0">
     <w:nsid w:val="717C60CF"/>
     <w:multiLevelType w:val="multilevel"/>
     <w:tmpl w:val="549A0B36"/>
@@ -4868,7 +4294,156 @@
       </w:rPr>
     </w:lvl>
   </w:abstractNum>
-  <w:abstractNum w:abstractNumId="16" w15:restartNumberingAfterBreak="0">
+  <w:abstractNum w:abstractNumId="20" w15:restartNumberingAfterBreak="0">
+    <w:nsid w:val="7AFA2A09"/>
+    <w:multiLevelType w:val="multilevel"/>
+    <w:tmpl w:val="94E8EEAA"/>
+    <w:lvl w:ilvl="0">
+      <w:start w:val="1"/>
+      <w:numFmt w:val="bullet"/>
+      <w:lvlText w:val=""/>
+      <w:lvlJc w:val="left"/>
+      <w:pPr>
+        <w:tabs>
+          <w:tab w:val="num" w:pos="720"/>
+        </w:tabs>
+        <w:ind w:left="720" w:hanging="360"/>
+      </w:pPr>
+      <w:rPr>
+        <w:rFonts w:ascii="Symbol" w:hAnsi="Symbol" w:hint="default"/>
+        <w:sz w:val="20"/>
+      </w:rPr>
+    </w:lvl>
+    <w:lvl w:ilvl="1">
+      <w:start w:val="1"/>
+      <w:numFmt w:val="bullet"/>
+      <w:lvlText w:val="o"/>
+      <w:lvlJc w:val="left"/>
+      <w:pPr>
+        <w:tabs>
+          <w:tab w:val="num" w:pos="1440"/>
+        </w:tabs>
+        <w:ind w:left="1440" w:hanging="360"/>
+      </w:pPr>
+      <w:rPr>
+        <w:rFonts w:ascii="Courier New" w:hAnsi="Courier New" w:cs="Times New Roman" w:hint="default"/>
+        <w:sz w:val="20"/>
+      </w:rPr>
+    </w:lvl>
+    <w:lvl w:ilvl="2">
+      <w:start w:val="1"/>
+      <w:numFmt w:val="bullet"/>
+      <w:lvlText w:val=""/>
+      <w:lvlJc w:val="left"/>
+      <w:pPr>
+        <w:tabs>
+          <w:tab w:val="num" w:pos="2160"/>
+        </w:tabs>
+        <w:ind w:left="2160" w:hanging="360"/>
+      </w:pPr>
+      <w:rPr>
+        <w:rFonts w:ascii="Wingdings" w:hAnsi="Wingdings" w:hint="default"/>
+        <w:sz w:val="20"/>
+      </w:rPr>
+    </w:lvl>
+    <w:lvl w:ilvl="3">
+      <w:start w:val="1"/>
+      <w:numFmt w:val="bullet"/>
+      <w:lvlText w:val=""/>
+      <w:lvlJc w:val="left"/>
+      <w:pPr>
+        <w:tabs>
+          <w:tab w:val="num" w:pos="2880"/>
+        </w:tabs>
+        <w:ind w:left="2880" w:hanging="360"/>
+      </w:pPr>
+      <w:rPr>
+        <w:rFonts w:ascii="Wingdings" w:hAnsi="Wingdings" w:hint="default"/>
+        <w:sz w:val="20"/>
+      </w:rPr>
+    </w:lvl>
+    <w:lvl w:ilvl="4">
+      <w:start w:val="1"/>
+      <w:numFmt w:val="bullet"/>
+      <w:lvlText w:val=""/>
+      <w:lvlJc w:val="left"/>
+      <w:pPr>
+        <w:tabs>
+          <w:tab w:val="num" w:pos="3600"/>
+        </w:tabs>
+        <w:ind w:left="3600" w:hanging="360"/>
+      </w:pPr>
+      <w:rPr>
+        <w:rFonts w:ascii="Wingdings" w:hAnsi="Wingdings" w:hint="default"/>
+        <w:sz w:val="20"/>
+      </w:rPr>
+    </w:lvl>
+    <w:lvl w:ilvl="5">
+      <w:start w:val="1"/>
+      <w:numFmt w:val="bullet"/>
+      <w:lvlText w:val=""/>
+      <w:lvlJc w:val="left"/>
+      <w:pPr>
+        <w:tabs>
+          <w:tab w:val="num" w:pos="4320"/>
+        </w:tabs>
+        <w:ind w:left="4320" w:hanging="360"/>
+      </w:pPr>
+      <w:rPr>
+        <w:rFonts w:ascii="Wingdings" w:hAnsi="Wingdings" w:hint="default"/>
+        <w:sz w:val="20"/>
+      </w:rPr>
+    </w:lvl>
+    <w:lvl w:ilvl="6">
+      <w:start w:val="1"/>
+      <w:numFmt w:val="bullet"/>
+      <w:lvlText w:val=""/>
+      <w:lvlJc w:val="left"/>
+      <w:pPr>
+        <w:tabs>
+          <w:tab w:val="num" w:pos="5040"/>
+        </w:tabs>
+        <w:ind w:left="5040" w:hanging="360"/>
+      </w:pPr>
+      <w:rPr>
+        <w:rFonts w:ascii="Wingdings" w:hAnsi="Wingdings" w:hint="default"/>
+        <w:sz w:val="20"/>
+      </w:rPr>
+    </w:lvl>
+    <w:lvl w:ilvl="7">
+      <w:start w:val="1"/>
+      <w:numFmt w:val="bullet"/>
+      <w:lvlText w:val=""/>
+      <w:lvlJc w:val="left"/>
+      <w:pPr>
+        <w:tabs>
+          <w:tab w:val="num" w:pos="5760"/>
+        </w:tabs>
+        <w:ind w:left="5760" w:hanging="360"/>
+      </w:pPr>
+      <w:rPr>
+        <w:rFonts w:ascii="Wingdings" w:hAnsi="Wingdings" w:hint="default"/>
+        <w:sz w:val="20"/>
+      </w:rPr>
+    </w:lvl>
+    <w:lvl w:ilvl="8">
+      <w:start w:val="1"/>
+      <w:numFmt w:val="bullet"/>
+      <w:lvlText w:val=""/>
+      <w:lvlJc w:val="left"/>
+      <w:pPr>
+        <w:tabs>
+          <w:tab w:val="num" w:pos="6480"/>
+        </w:tabs>
+        <w:ind w:left="6480" w:hanging="360"/>
+      </w:pPr>
+      <w:rPr>
+        <w:rFonts w:ascii="Wingdings" w:hAnsi="Wingdings" w:hint="default"/>
+        <w:sz w:val="20"/>
+      </w:rPr>
+    </w:lvl>
+  </w:abstractNum>
+  <w:abstractNum w:abstractNumId="21" w15:restartNumberingAfterBreak="0">
     <w:nsid w:val="7C6E4AF4"/>
     <w:multiLevelType w:val="multilevel"/>
     <w:tmpl w:val="ABFED626"/>
@@ -5018,55 +4593,115 @@
     </w:lvl>
   </w:abstractNum>
   <w:num w:numId="1" w16cid:durableId="328483511">
-    <w:abstractNumId w:val="14"/>
+    <w:abstractNumId w:val="18"/>
   </w:num>
   <w:num w:numId="2" w16cid:durableId="794525227">
+    <w:abstractNumId w:val="9"/>
+  </w:num>
+  <w:num w:numId="3" w16cid:durableId="1082793334">
+    <w:abstractNumId w:val="2"/>
+  </w:num>
+  <w:num w:numId="4" w16cid:durableId="1591819062">
+    <w:abstractNumId w:val="17"/>
+  </w:num>
+  <w:num w:numId="5" w16cid:durableId="1609311933">
+    <w:abstractNumId w:val="11"/>
+  </w:num>
+  <w:num w:numId="6" w16cid:durableId="2133211147">
+    <w:abstractNumId w:val="15"/>
+  </w:num>
+  <w:num w:numId="7" w16cid:durableId="2147118327">
+    <w:abstractNumId w:val="12"/>
+  </w:num>
+  <w:num w:numId="8" w16cid:durableId="277297780">
+    <w:abstractNumId w:val="4"/>
+  </w:num>
+  <w:num w:numId="9" w16cid:durableId="1863670340">
+    <w:abstractNumId w:val="10"/>
+  </w:num>
+  <w:num w:numId="10" w16cid:durableId="818574363">
     <w:abstractNumId w:val="6"/>
   </w:num>
-  <w:num w:numId="3" w16cid:durableId="1082793334">
-    <w:abstractNumId w:val="1"/>
-  </w:num>
-  <w:num w:numId="4" w16cid:durableId="1591819062">
-    <w:abstractNumId w:val="13"/>
-  </w:num>
-  <w:num w:numId="5" w16cid:durableId="1609311933">
-    <w:abstractNumId w:val="8"/>
-  </w:num>
-  <w:num w:numId="6" w16cid:durableId="2133211147">
-    <w:abstractNumId w:val="12"/>
-  </w:num>
-  <w:num w:numId="7" w16cid:durableId="2147118327">
-    <w:abstractNumId w:val="9"/>
-  </w:num>
-  <w:num w:numId="8" w16cid:durableId="277297780">
-    <w:abstractNumId w:val="3"/>
-  </w:num>
-  <w:num w:numId="9" w16cid:durableId="1863670340">
-    <w:abstractNumId w:val="7"/>
-  </w:num>
-  <w:num w:numId="10" w16cid:durableId="818574363">
-    <w:abstractNumId w:val="4"/>
-  </w:num>
   <w:num w:numId="11" w16cid:durableId="1773552640">
-    <w:abstractNumId w:val="16"/>
+    <w:abstractNumId w:val="21"/>
   </w:num>
   <w:num w:numId="12" w16cid:durableId="1689523160">
     <w:abstractNumId w:val="0"/>
   </w:num>
   <w:num w:numId="13" w16cid:durableId="1221015242">
-    <w:abstractNumId w:val="15"/>
+    <w:abstractNumId w:val="19"/>
   </w:num>
   <w:num w:numId="14" w16cid:durableId="2137408486">
-    <w:abstractNumId w:val="5"/>
+    <w:abstractNumId w:val="8"/>
   </w:num>
   <w:num w:numId="15" w16cid:durableId="813958438">
-    <w:abstractNumId w:val="2"/>
+    <w:abstractNumId w:val="3"/>
   </w:num>
   <w:num w:numId="16" w16cid:durableId="1719477728">
-    <w:abstractNumId w:val="10"/>
+    <w:abstractNumId w:val="13"/>
   </w:num>
   <w:num w:numId="17" w16cid:durableId="1904752577">
-    <w:abstractNumId w:val="11"/>
+    <w:abstractNumId w:val="14"/>
+  </w:num>
+  <w:num w:numId="18" w16cid:durableId="1067918968">
+    <w:abstractNumId w:val="7"/>
+    <w:lvlOverride w:ilvl="0"/>
+    <w:lvlOverride w:ilvl="1"/>
+    <w:lvlOverride w:ilvl="2"/>
+    <w:lvlOverride w:ilvl="3"/>
+    <w:lvlOverride w:ilvl="4"/>
+    <w:lvlOverride w:ilvl="5"/>
+    <w:lvlOverride w:ilvl="6"/>
+    <w:lvlOverride w:ilvl="7"/>
+    <w:lvlOverride w:ilvl="8"/>
+  </w:num>
+  <w:num w:numId="19" w16cid:durableId="411510904">
+    <w:abstractNumId w:val="1"/>
+    <w:lvlOverride w:ilvl="0"/>
+    <w:lvlOverride w:ilvl="1"/>
+    <w:lvlOverride w:ilvl="2"/>
+    <w:lvlOverride w:ilvl="3"/>
+    <w:lvlOverride w:ilvl="4"/>
+    <w:lvlOverride w:ilvl="5"/>
+    <w:lvlOverride w:ilvl="6"/>
+    <w:lvlOverride w:ilvl="7"/>
+    <w:lvlOverride w:ilvl="8"/>
+  </w:num>
+  <w:num w:numId="20" w16cid:durableId="2052536403">
+    <w:abstractNumId w:val="5"/>
+    <w:lvlOverride w:ilvl="0"/>
+    <w:lvlOverride w:ilvl="1"/>
+    <w:lvlOverride w:ilvl="2"/>
+    <w:lvlOverride w:ilvl="3"/>
+    <w:lvlOverride w:ilvl="4"/>
+    <w:lvlOverride w:ilvl="5"/>
+    <w:lvlOverride w:ilvl="6"/>
+    <w:lvlOverride w:ilvl="7"/>
+    <w:lvlOverride w:ilvl="8"/>
+  </w:num>
+  <w:num w:numId="21" w16cid:durableId="940381091">
+    <w:abstractNumId w:val="20"/>
+    <w:lvlOverride w:ilvl="0"/>
+    <w:lvlOverride w:ilvl="1"/>
+    <w:lvlOverride w:ilvl="2"/>
+    <w:lvlOverride w:ilvl="3"/>
+    <w:lvlOverride w:ilvl="4"/>
+    <w:lvlOverride w:ilvl="5"/>
+    <w:lvlOverride w:ilvl="6"/>
+    <w:lvlOverride w:ilvl="7"/>
+    <w:lvlOverride w:ilvl="8"/>
+  </w:num>
+  <w:num w:numId="22" w16cid:durableId="1272860434">
+    <w:abstractNumId w:val="16"/>
+    <w:lvlOverride w:ilvl="0"/>
+    <w:lvlOverride w:ilvl="1"/>
+    <w:lvlOverride w:ilvl="2"/>
+    <w:lvlOverride w:ilvl="3"/>
+    <w:lvlOverride w:ilvl="4"/>
+    <w:lvlOverride w:ilvl="5"/>
+    <w:lvlOverride w:ilvl="6"/>
+    <w:lvlOverride w:ilvl="7"/>
+    <w:lvlOverride w:ilvl="8"/>
   </w:num>
 </w:numbering>
 </file>
